--- a/Y3/T2/Network Security/Lab/MOD12-13-14/GNS3/Answer/16.3.10 Lab - Encrypting and Decrypting Data Using OpenSSL.docx
+++ b/Y3/T2/Network Security/Lab/MOD12-13-14/GNS3/Answer/16.3.10 Lab - Encrypting and Decrypting Data Using OpenSSL.docx
@@ -1,6 +1,6 @@
 
 <file path=word/document.xml><?xml version="1.0" encoding="utf-8"?>
-<w:document xmlns:wpc="http://schemas.microsoft.com/office/word/2010/wordprocessingCanvas" xmlns:cx="http://schemas.microsoft.com/office/drawing/2014/chartex" xmlns:cx1="http://schemas.microsoft.com/office/drawing/2015/9/8/chartex" xmlns:cx2="http://schemas.microsoft.com/office/drawing/2015/10/21/chartex" xmlns:cx3="http://schemas.microsoft.com/office/drawing/2016/5/9/chartex" xmlns:cx4="http://schemas.microsoft.com/office/drawing/2016/5/10/chartex" xmlns:cx5="http://schemas.microsoft.com/office/drawing/2016/5/11/chartex" xmlns:cx6="http://schemas.microsoft.com/office/drawing/2016/5/12/chartex" xmlns:cx7="http://schemas.microsoft.com/office/drawing/2016/5/13/chartex" xmlns:cx8="http://schemas.microsoft.com/office/drawing/2016/5/14/chartex" xmlns:mc="http://schemas.openxmlformats.org/markup-compatibility/2006" xmlns:aink="http://schemas.microsoft.com/office/drawing/2016/ink" xmlns:am3d="http://schemas.microsoft.com/office/drawing/2017/model3d" xmlns:o="urn:schemas-microsoft-com:office:office" xmlns:r="http://schemas.openxmlformats.org/officeDocument/2006/relationships" xmlns:m="http://schemas.openxmlformats.org/officeDocument/2006/math" xmlns:v="urn:schemas-microsoft-com:vml" xmlns:wp14="http://schemas.microsoft.com/office/word/2010/wordprocessingDrawing" xmlns:wp="http://schemas.openxmlformats.org/drawingml/2006/wordprocessingDrawing" xmlns:w10="urn:schemas-microsoft-com:office:word" xmlns:w="http://schemas.openxmlformats.org/wordprocessingml/2006/main" xmlns:w14="http://schemas.microsoft.com/office/word/2010/wordml" xmlns:w15="http://schemas.microsoft.com/office/word/2012/wordml" xmlns:w16cex="http://schemas.microsoft.com/office/word/2018/wordml/cex" xmlns:w16cid="http://schemas.microsoft.com/office/word/2016/wordml/cid" xmlns:w16="http://schemas.microsoft.com/office/word/2018/wordml" xmlns:w16se="http://schemas.microsoft.com/office/word/2015/wordml/symex" xmlns:wpg="http://schemas.microsoft.com/office/word/2010/wordprocessingGroup" xmlns:wpi="http://schemas.microsoft.com/office/word/2010/wordprocessingInk" xmlns:wne="http://schemas.microsoft.com/office/word/2006/wordml" xmlns:wps="http://schemas.microsoft.com/office/word/2010/wordprocessingShape" mc:Ignorable="w14 w15 w16se w16cid w16 w16cex wp14">
+<w:document xmlns:wpc="http://schemas.microsoft.com/office/word/2010/wordprocessingCanvas" xmlns:cx="http://schemas.microsoft.com/office/drawing/2014/chartex" xmlns:cx1="http://schemas.microsoft.com/office/drawing/2015/9/8/chartex" xmlns:cx2="http://schemas.microsoft.com/office/drawing/2015/10/21/chartex" xmlns:cx3="http://schemas.microsoft.com/office/drawing/2016/5/9/chartex" xmlns:cx4="http://schemas.microsoft.com/office/drawing/2016/5/10/chartex" xmlns:cx5="http://schemas.microsoft.com/office/drawing/2016/5/11/chartex" xmlns:cx6="http://schemas.microsoft.com/office/drawing/2016/5/12/chartex" xmlns:cx7="http://schemas.microsoft.com/office/drawing/2016/5/13/chartex" xmlns:cx8="http://schemas.microsoft.com/office/drawing/2016/5/14/chartex" xmlns:mc="http://schemas.openxmlformats.org/markup-compatibility/2006" xmlns:aink="http://schemas.microsoft.com/office/drawing/2016/ink" xmlns:am3d="http://schemas.microsoft.com/office/drawing/2017/model3d" xmlns:o="urn:schemas-microsoft-com:office:office" xmlns:oel="http://schemas.microsoft.com/office/2019/extlst" xmlns:r="http://schemas.openxmlformats.org/officeDocument/2006/relationships" xmlns:m="http://schemas.openxmlformats.org/officeDocument/2006/math" xmlns:v="urn:schemas-microsoft-com:vml" xmlns:wp14="http://schemas.microsoft.com/office/word/2010/wordprocessingDrawing" xmlns:wp="http://schemas.openxmlformats.org/drawingml/2006/wordprocessingDrawing" xmlns:w10="urn:schemas-microsoft-com:office:word" xmlns:w="http://schemas.openxmlformats.org/wordprocessingml/2006/main" xmlns:w14="http://schemas.microsoft.com/office/word/2010/wordml" xmlns:w15="http://schemas.microsoft.com/office/word/2012/wordml" xmlns:w16cex="http://schemas.microsoft.com/office/word/2018/wordml/cex" xmlns:w16cid="http://schemas.microsoft.com/office/word/2016/wordml/cid" xmlns:w16="http://schemas.microsoft.com/office/word/2018/wordml" xmlns:w16du="http://schemas.microsoft.com/office/word/2023/wordml/word16du" xmlns:w16sdtdh="http://schemas.microsoft.com/office/word/2020/wordml/sdtdatahash" xmlns:w16sdtfl="http://schemas.microsoft.com/office/word/2024/wordml/sdtformatlock" xmlns:w16se="http://schemas.microsoft.com/office/word/2015/wordml/symex" xmlns:wpg="http://schemas.microsoft.com/office/word/2010/wordprocessingGroup" xmlns:wpi="http://schemas.microsoft.com/office/word/2010/wordprocessingInk" xmlns:wne="http://schemas.microsoft.com/office/word/2006/wordml" xmlns:wps="http://schemas.microsoft.com/office/word/2010/wordprocessingShape" mc:Ignorable="w14 w15 w16se w16cid w16 w16cex w16sdtdh w16sdtfl w16du wp14">
   <w:body>
     <w:p>
       <w:pPr>
@@ -36,6 +36,9 @@
           <w:r>
             <w:t>Lab - Encrypting and Decrypting Data Using OpenSSL</w:t>
           </w:r>
+          <w:r>
+            <w:t xml:space="preserve">                    ( THY DAYUTH )</w:t>
+          </w:r>
         </w:sdtContent>
       </w:sdt>
     </w:p>
@@ -270,21 +273,25 @@
       <w:r>
         <w:t xml:space="preserve">Start the Security Workstation VM and log in with username </w:t>
       </w:r>
+      <w:proofErr w:type="spellStart"/>
       <w:r>
         <w:rPr>
           <w:b/>
         </w:rPr>
         <w:t>sec_admin</w:t>
       </w:r>
+      <w:proofErr w:type="spellEnd"/>
       <w:r>
         <w:t xml:space="preserve"> and password </w:t>
       </w:r>
+      <w:proofErr w:type="spellStart"/>
       <w:r>
         <w:rPr>
           <w:b/>
         </w:rPr>
         <w:t>net_secPW</w:t>
       </w:r>
+      <w:proofErr w:type="spellEnd"/>
       <w:r>
         <w:t>.</w:t>
       </w:r>
@@ -311,6 +318,7 @@
         </w:rPr>
         <w:t>/home/</w:t>
       </w:r>
+      <w:proofErr w:type="spellStart"/>
       <w:r>
         <w:rPr>
           <w:b/>
@@ -318,12 +326,29 @@
         </w:rPr>
         <w:t>sec_admin</w:t>
       </w:r>
+      <w:proofErr w:type="spellEnd"/>
       <w:r>
         <w:rPr>
           <w:b/>
           <w:bCs/>
         </w:rPr>
-        <w:t>/lab.support.files/</w:t>
+        <w:t>/</w:t>
+      </w:r>
+      <w:proofErr w:type="spellStart"/>
+      <w:r>
+        <w:rPr>
+          <w:b/>
+          <w:bCs/>
+        </w:rPr>
+        <w:t>lab.support.files</w:t>
+      </w:r>
+      <w:proofErr w:type="spellEnd"/>
+      <w:r>
+        <w:rPr>
+          <w:b/>
+          <w:bCs/>
+        </w:rPr>
+        <w:t>/</w:t>
       </w:r>
       <w:r>
         <w:t xml:space="preserve"> directory, change to that directory:</w:t>
@@ -336,11 +361,24 @@
       <w:r>
         <w:t>[</w:t>
       </w:r>
+      <w:proofErr w:type="spellStart"/>
       <w:r>
         <w:t>sec_admin</w:t>
       </w:r>
       <w:r>
-        <w:t xml:space="preserve">@secOps ~]$ </w:t>
+        <w:t>@secOps</w:t>
+      </w:r>
+      <w:proofErr w:type="spellEnd"/>
+      <w:r>
+        <w:t xml:space="preserve"> </w:t>
+      </w:r>
+      <w:proofErr w:type="gramStart"/>
+      <w:r>
+        <w:t>~]$</w:t>
+      </w:r>
+      <w:proofErr w:type="gramEnd"/>
+      <w:r>
+        <w:t xml:space="preserve"> </w:t>
       </w:r>
       <w:r>
         <w:rPr>
@@ -352,13 +390,35 @@
         <w:rPr>
           <w:b/>
         </w:rPr>
-        <w:t>/home/sec_admin/</w:t>
-      </w:r>
+        <w:t>/home/</w:t>
+      </w:r>
+      <w:proofErr w:type="spellStart"/>
       <w:r>
         <w:rPr>
           <w:b/>
         </w:rPr>
-        <w:t>lab.support.files/</w:t>
+        <w:t>sec_admin</w:t>
+      </w:r>
+      <w:proofErr w:type="spellEnd"/>
+      <w:r>
+        <w:rPr>
+          <w:b/>
+        </w:rPr>
+        <w:t>/</w:t>
+      </w:r>
+      <w:proofErr w:type="spellStart"/>
+      <w:r>
+        <w:rPr>
+          <w:b/>
+        </w:rPr>
+        <w:t>lab.support.files</w:t>
+      </w:r>
+      <w:proofErr w:type="spellEnd"/>
+      <w:r>
+        <w:rPr>
+          <w:b/>
+        </w:rPr>
+        <w:t>/</w:t>
       </w:r>
     </w:p>
     <w:p>
@@ -368,12 +428,35 @@
       <w:r>
         <w:t>[</w:t>
       </w:r>
+      <w:proofErr w:type="spellStart"/>
       <w:r>
         <w:t>sec_admin</w:t>
       </w:r>
       <w:r>
-        <w:t>@secOps lab.support.files]$</w:t>
-      </w:r>
+        <w:t>@secOps</w:t>
+      </w:r>
+      <w:proofErr w:type="spellEnd"/>
+      <w:r>
+        <w:t xml:space="preserve"> </w:t>
+      </w:r>
+      <w:proofErr w:type="spellStart"/>
+      <w:proofErr w:type="gramStart"/>
+      <w:r>
+        <w:t>lab.support</w:t>
+      </w:r>
+      <w:proofErr w:type="gramEnd"/>
+      <w:r>
+        <w:t>.</w:t>
+      </w:r>
+      <w:proofErr w:type="gramStart"/>
+      <w:r>
+        <w:t>files</w:t>
+      </w:r>
+      <w:proofErr w:type="spellEnd"/>
+      <w:r>
+        <w:t>]$</w:t>
+      </w:r>
+      <w:proofErr w:type="gramEnd"/>
     </w:p>
     <w:p>
       <w:pPr>
@@ -417,17 +500,37 @@
       <w:r>
         <w:t>[</w:t>
       </w:r>
+      <w:proofErr w:type="spellStart"/>
       <w:r>
         <w:t>sec_admin</w:t>
       </w:r>
       <w:r>
-        <w:t xml:space="preserve">@secOps </w:t>
-      </w:r>
-      <w:r>
-        <w:t>lab.support.files</w:t>
-      </w:r>
-      <w:r>
-        <w:t xml:space="preserve">]$ </w:t>
+        <w:t>@secOps</w:t>
+      </w:r>
+      <w:proofErr w:type="spellEnd"/>
+      <w:r>
+        <w:t xml:space="preserve"> </w:t>
+      </w:r>
+      <w:proofErr w:type="spellStart"/>
+      <w:proofErr w:type="gramStart"/>
+      <w:r>
+        <w:t>lab.support</w:t>
+      </w:r>
+      <w:proofErr w:type="gramEnd"/>
+      <w:r>
+        <w:t>.</w:t>
+      </w:r>
+      <w:proofErr w:type="gramStart"/>
+      <w:r>
+        <w:t>files</w:t>
+      </w:r>
+      <w:proofErr w:type="spellEnd"/>
+      <w:r>
+        <w:t>]$</w:t>
+      </w:r>
+      <w:proofErr w:type="gramEnd"/>
+      <w:r>
+        <w:t xml:space="preserve"> </w:t>
       </w:r>
       <w:r>
         <w:rPr>
@@ -452,7 +555,24 @@
         <w:pStyle w:val="CMD"/>
       </w:pPr>
       <w:r>
-        <w:t>I am writing this letter to thank you for the chocolate chip cookies you sent me. I got them this morning and I have already eaten half of the box! They are absolutely delicious!</w:t>
+        <w:lastRenderedPageBreak/>
+        <w:t xml:space="preserve">I am writing this letter to thank you for the chocolate chip cookies you sent me. I got them this </w:t>
+      </w:r>
+      <w:proofErr w:type="gramStart"/>
+      <w:r>
+        <w:t>morning</w:t>
+      </w:r>
+      <w:proofErr w:type="gramEnd"/>
+      <w:r>
+        <w:t xml:space="preserve"> and I have already eaten half of the box! They are </w:t>
+      </w:r>
+      <w:proofErr w:type="gramStart"/>
+      <w:r>
+        <w:t>absolutely delicious</w:t>
+      </w:r>
+      <w:proofErr w:type="gramEnd"/>
+      <w:r>
+        <w:t>!</w:t>
       </w:r>
     </w:p>
     <w:p>
@@ -483,12 +603,35 @@
       <w:r>
         <w:t>[</w:t>
       </w:r>
+      <w:proofErr w:type="spellStart"/>
       <w:r>
         <w:t>sec_admin</w:t>
       </w:r>
       <w:r>
-        <w:t>@secOps lab.support.files]$</w:t>
-      </w:r>
+        <w:t>@secOps</w:t>
+      </w:r>
+      <w:proofErr w:type="spellEnd"/>
+      <w:r>
+        <w:t xml:space="preserve"> </w:t>
+      </w:r>
+      <w:proofErr w:type="spellStart"/>
+      <w:proofErr w:type="gramStart"/>
+      <w:r>
+        <w:t>lab.support</w:t>
+      </w:r>
+      <w:proofErr w:type="gramEnd"/>
+      <w:r>
+        <w:t>.</w:t>
+      </w:r>
+      <w:proofErr w:type="gramStart"/>
+      <w:r>
+        <w:t>files</w:t>
+      </w:r>
+      <w:proofErr w:type="spellEnd"/>
+      <w:r>
+        <w:t>]$</w:t>
+      </w:r>
+      <w:proofErr w:type="gramEnd"/>
     </w:p>
     <w:p>
       <w:pPr>
@@ -497,12 +640,14 @@
       <w:r>
         <w:t xml:space="preserve">From the same terminal window, issue the command below to encrypt the text file. The command will use AES-256 to encrypt the text file and save the encrypted version as </w:t>
       </w:r>
+      <w:proofErr w:type="spellStart"/>
       <w:r>
         <w:rPr>
           <w:b/>
         </w:rPr>
         <w:t>message.enc</w:t>
       </w:r>
+      <w:proofErr w:type="spellEnd"/>
       <w:r>
         <w:t xml:space="preserve">. </w:t>
       </w:r>
@@ -523,18 +668,60 @@
       <w:r>
         <w:t>[</w:t>
       </w:r>
+      <w:proofErr w:type="spellStart"/>
       <w:r>
         <w:t>sec_admin</w:t>
       </w:r>
       <w:r>
-        <w:t xml:space="preserve">@secOps lab.support.files]$ </w:t>
-      </w:r>
+        <w:t>@secOps</w:t>
+      </w:r>
+      <w:proofErr w:type="spellEnd"/>
+      <w:r>
+        <w:t xml:space="preserve"> </w:t>
+      </w:r>
+      <w:proofErr w:type="spellStart"/>
+      <w:proofErr w:type="gramStart"/>
+      <w:r>
+        <w:t>lab.support</w:t>
+      </w:r>
+      <w:proofErr w:type="gramEnd"/>
+      <w:r>
+        <w:t>.</w:t>
+      </w:r>
+      <w:proofErr w:type="gramStart"/>
+      <w:r>
+        <w:t>files</w:t>
+      </w:r>
+      <w:proofErr w:type="spellEnd"/>
+      <w:r>
+        <w:t>]$</w:t>
+      </w:r>
+      <w:proofErr w:type="gramEnd"/>
+      <w:r>
+        <w:t xml:space="preserve"> </w:t>
+      </w:r>
+      <w:proofErr w:type="spellStart"/>
       <w:r>
         <w:rPr>
           <w:b/>
         </w:rPr>
-        <w:t>openssl aes-256-cbc -in letter_to_grandma.txt -out message.enc</w:t>
-      </w:r>
+        <w:t>openssl</w:t>
+      </w:r>
+      <w:proofErr w:type="spellEnd"/>
+      <w:r>
+        <w:rPr>
+          <w:b/>
+        </w:rPr>
+        <w:t xml:space="preserve"> aes-256-cbc -in letter_to_grandma.txt -out </w:t>
+      </w:r>
+      <w:proofErr w:type="spellStart"/>
+      <w:r>
+        <w:rPr>
+          <w:b/>
+        </w:rPr>
+        <w:t>message.enc</w:t>
+      </w:r>
+      <w:proofErr w:type="spellEnd"/>
     </w:p>
     <w:p>
       <w:pPr>
@@ -565,6 +752,7 @@
         </w:rPr>
         <w:t>[</w:t>
       </w:r>
+      <w:proofErr w:type="spellStart"/>
       <w:r>
         <w:rPr>
           <w:rStyle w:val="CMDChar"/>
@@ -575,8 +763,45 @@
         <w:rPr>
           <w:rStyle w:val="CMDChar"/>
         </w:rPr>
-        <w:t>@secOps lab.support.files]$</w:t>
-      </w:r>
+        <w:t>@secOps</w:t>
+      </w:r>
+      <w:proofErr w:type="spellEnd"/>
+      <w:r>
+        <w:rPr>
+          <w:rStyle w:val="CMDChar"/>
+        </w:rPr>
+        <w:t xml:space="preserve"> </w:t>
+      </w:r>
+      <w:proofErr w:type="spellStart"/>
+      <w:proofErr w:type="gramStart"/>
+      <w:r>
+        <w:rPr>
+          <w:rStyle w:val="CMDChar"/>
+        </w:rPr>
+        <w:t>lab.support</w:t>
+      </w:r>
+      <w:proofErr w:type="gramEnd"/>
+      <w:r>
+        <w:rPr>
+          <w:rStyle w:val="CMDChar"/>
+        </w:rPr>
+        <w:t>.</w:t>
+      </w:r>
+      <w:proofErr w:type="gramStart"/>
+      <w:r>
+        <w:rPr>
+          <w:rStyle w:val="CMDChar"/>
+        </w:rPr>
+        <w:t>files</w:t>
+      </w:r>
+      <w:proofErr w:type="spellEnd"/>
+      <w:r>
+        <w:rPr>
+          <w:rStyle w:val="CMDChar"/>
+        </w:rPr>
+        <w:t>]$</w:t>
+      </w:r>
+      <w:proofErr w:type="gramEnd"/>
     </w:p>
     <w:p>
       <w:pPr>
@@ -598,10 +823,30 @@
     <w:p>
       <w:pPr>
         <w:pStyle w:val="AnswerLineL50"/>
-      </w:pPr>
-      <w:r>
-        <w:t>Type your answers here.</w:t>
-      </w:r>
+        <w:rPr>
+          <w:color w:val="EE0000"/>
+        </w:rPr>
+      </w:pPr>
+      <w:r>
+        <w:rPr>
+          <w:color w:val="EE0000"/>
+        </w:rPr>
+        <w:t>NetSec</w:t>
+      </w:r>
+      <w:proofErr w:type="gramStart"/>
+      <w:r>
+        <w:rPr>
+          <w:color w:val="EE0000"/>
+        </w:rPr>
+        <w:t>123!</w:t>
+      </w:r>
+      <w:r>
+        <w:rPr>
+          <w:color w:val="EE0000"/>
+        </w:rPr>
+        <w:t>.</w:t>
+      </w:r>
+      <w:proofErr w:type="gramEnd"/>
     </w:p>
     <w:p>
       <w:pPr>
@@ -619,12 +864,14 @@
       <w:r>
         <w:t xml:space="preserve"> command again to display the contents of the </w:t>
       </w:r>
+      <w:proofErr w:type="spellStart"/>
       <w:r>
         <w:rPr>
           <w:b/>
         </w:rPr>
         <w:t>message.enc</w:t>
       </w:r>
+      <w:proofErr w:type="spellEnd"/>
       <w:r>
         <w:t xml:space="preserve"> file.</w:t>
       </w:r>
@@ -636,21 +883,52 @@
       <w:r>
         <w:t>[</w:t>
       </w:r>
+      <w:proofErr w:type="spellStart"/>
       <w:r>
         <w:t>sec_admin</w:t>
       </w:r>
       <w:r>
-        <w:t>@secOps lab.support.files]$</w:t>
-      </w:r>
+        <w:t>@secOps</w:t>
+      </w:r>
+      <w:proofErr w:type="spellEnd"/>
       <w:r>
         <w:t xml:space="preserve"> </w:t>
       </w:r>
+      <w:proofErr w:type="spellStart"/>
+      <w:proofErr w:type="gramStart"/>
+      <w:r>
+        <w:t>lab.support</w:t>
+      </w:r>
+      <w:proofErr w:type="gramEnd"/>
+      <w:r>
+        <w:t>.</w:t>
+      </w:r>
+      <w:proofErr w:type="gramStart"/>
+      <w:r>
+        <w:t>files</w:t>
+      </w:r>
+      <w:proofErr w:type="spellEnd"/>
+      <w:r>
+        <w:t>]$</w:t>
+      </w:r>
+      <w:proofErr w:type="gramEnd"/>
+      <w:r>
+        <w:t xml:space="preserve"> </w:t>
+      </w:r>
       <w:r>
         <w:rPr>
           <w:b/>
         </w:rPr>
-        <w:t>cat message.enc</w:t>
-      </w:r>
+        <w:t xml:space="preserve">cat </w:t>
+      </w:r>
+      <w:proofErr w:type="spellStart"/>
+      <w:r>
+        <w:rPr>
+          <w:b/>
+        </w:rPr>
+        <w:t>message.enc</w:t>
+      </w:r>
+      <w:proofErr w:type="spellEnd"/>
     </w:p>
     <w:p>
       <w:pPr>
@@ -668,11 +946,19 @@
       <w:r>
         <w:t xml:space="preserve">Did the contents of the </w:t>
       </w:r>
+      <w:proofErr w:type="spellStart"/>
       <w:r>
         <w:rPr>
           <w:b/>
         </w:rPr>
-        <w:t xml:space="preserve">message.enc </w:t>
+        <w:t>message.enc</w:t>
+      </w:r>
+      <w:proofErr w:type="spellEnd"/>
+      <w:r>
+        <w:rPr>
+          <w:b/>
+        </w:rPr>
+        <w:t xml:space="preserve"> </w:t>
       </w:r>
       <w:r>
         <w:t>file display correctly? What does it look like? Explain.</w:t>
@@ -681,9 +967,29 @@
     <w:p>
       <w:pPr>
         <w:pStyle w:val="AnswerLineL50"/>
-      </w:pPr>
-      <w:r>
-        <w:t>Type your answers here.</w:t>
+        <w:rPr>
+          <w:color w:val="EE0000"/>
+        </w:rPr>
+      </w:pPr>
+      <w:r>
+        <w:rPr>
+          <w:color w:val="EE0000"/>
+        </w:rPr>
+        <w:t xml:space="preserve">No, </w:t>
+      </w:r>
+      <w:proofErr w:type="gramStart"/>
+      <w:r>
+        <w:rPr>
+          <w:color w:val="EE0000"/>
+        </w:rPr>
+        <w:t>It</w:t>
+      </w:r>
+      <w:proofErr w:type="gramEnd"/>
+      <w:r>
+        <w:rPr>
+          <w:color w:val="EE0000"/>
+        </w:rPr>
+        <w:t xml:space="preserve"> displays unreadable binary characters and symbols. This is encrypted data, not plain text.</w:t>
       </w:r>
     </w:p>
     <w:p>
@@ -699,12 +1005,14 @@
         </w:rPr>
         <w:t>-</w:t>
       </w:r>
+      <w:proofErr w:type="gramStart"/>
       <w:r>
         <w:rPr>
           <w:b/>
         </w:rPr>
         <w:t>a</w:t>
       </w:r>
+      <w:proofErr w:type="gramEnd"/>
       <w:r>
         <w:t xml:space="preserve"> option. The </w:t>
       </w:r>
@@ -756,18 +1064,60 @@
       <w:r>
         <w:t>[</w:t>
       </w:r>
+      <w:proofErr w:type="spellStart"/>
       <w:r>
         <w:t>sec_admin</w:t>
       </w:r>
       <w:r>
-        <w:t xml:space="preserve">@secOps lab.support.files]$ </w:t>
-      </w:r>
+        <w:t>@secOps</w:t>
+      </w:r>
+      <w:proofErr w:type="spellEnd"/>
+      <w:r>
+        <w:t xml:space="preserve"> </w:t>
+      </w:r>
+      <w:proofErr w:type="spellStart"/>
+      <w:proofErr w:type="gramStart"/>
+      <w:r>
+        <w:t>lab.support</w:t>
+      </w:r>
+      <w:proofErr w:type="gramEnd"/>
+      <w:r>
+        <w:t>.</w:t>
+      </w:r>
+      <w:proofErr w:type="gramStart"/>
+      <w:r>
+        <w:t>files</w:t>
+      </w:r>
+      <w:proofErr w:type="spellEnd"/>
+      <w:r>
+        <w:t>]$</w:t>
+      </w:r>
+      <w:proofErr w:type="gramEnd"/>
+      <w:r>
+        <w:t xml:space="preserve"> </w:t>
+      </w:r>
+      <w:proofErr w:type="spellStart"/>
       <w:r>
         <w:rPr>
           <w:b/>
         </w:rPr>
-        <w:t>openssl aes-256-cbc -a -in letter_to_grandma.txt -out message.enc</w:t>
-      </w:r>
+        <w:t>openssl</w:t>
+      </w:r>
+      <w:proofErr w:type="spellEnd"/>
+      <w:r>
+        <w:rPr>
+          <w:b/>
+        </w:rPr>
+        <w:t xml:space="preserve"> aes-256-cbc -a -in letter_to_grandma.txt -out </w:t>
+      </w:r>
+      <w:proofErr w:type="spellStart"/>
+      <w:r>
+        <w:rPr>
+          <w:b/>
+        </w:rPr>
+        <w:t>message.enc</w:t>
+      </w:r>
+      <w:proofErr w:type="spellEnd"/>
     </w:p>
     <w:p>
       <w:pPr>
@@ -801,12 +1151,14 @@
       <w:r>
         <w:t xml:space="preserve"> command to display the contents of the, now re-generated, </w:t>
       </w:r>
+      <w:proofErr w:type="spellStart"/>
       <w:r>
         <w:rPr>
           <w:b/>
         </w:rPr>
         <w:t>message.enc</w:t>
       </w:r>
+      <w:proofErr w:type="spellEnd"/>
       <w:r>
         <w:t xml:space="preserve"> file:</w:t>
       </w:r>
@@ -835,12 +1187,14 @@
       <w:r>
         <w:t xml:space="preserve">The contents of </w:t>
       </w:r>
+      <w:proofErr w:type="spellStart"/>
       <w:r>
         <w:rPr>
           <w:b/>
         </w:rPr>
         <w:t>message.enc</w:t>
       </w:r>
+      <w:proofErr w:type="spellEnd"/>
       <w:r>
         <w:t xml:space="preserve"> will vary.</w:t>
       </w:r>
@@ -852,18 +1206,52 @@
       <w:r>
         <w:t>[</w:t>
       </w:r>
+      <w:proofErr w:type="spellStart"/>
       <w:r>
         <w:t>sec_admin</w:t>
       </w:r>
       <w:r>
-        <w:t xml:space="preserve">@secOps lab.support.files]$ </w:t>
+        <w:t>@secOps</w:t>
+      </w:r>
+      <w:proofErr w:type="spellEnd"/>
+      <w:r>
+        <w:t xml:space="preserve"> </w:t>
+      </w:r>
+      <w:proofErr w:type="spellStart"/>
+      <w:proofErr w:type="gramStart"/>
+      <w:r>
+        <w:t>lab.support</w:t>
+      </w:r>
+      <w:proofErr w:type="gramEnd"/>
+      <w:r>
+        <w:t>.</w:t>
+      </w:r>
+      <w:proofErr w:type="gramStart"/>
+      <w:r>
+        <w:t>files</w:t>
+      </w:r>
+      <w:proofErr w:type="spellEnd"/>
+      <w:r>
+        <w:t>]$</w:t>
+      </w:r>
+      <w:proofErr w:type="gramEnd"/>
+      <w:r>
+        <w:t xml:space="preserve"> </w:t>
       </w:r>
       <w:r>
         <w:rPr>
           <w:b/>
         </w:rPr>
-        <w:t>cat message.enc</w:t>
-      </w:r>
+        <w:t xml:space="preserve">cat </w:t>
+      </w:r>
+      <w:proofErr w:type="spellStart"/>
+      <w:r>
+        <w:rPr>
+          <w:b/>
+        </w:rPr>
+        <w:t>message.enc</w:t>
+      </w:r>
+      <w:proofErr w:type="spellEnd"/>
     </w:p>
     <w:p>
       <w:pPr>
@@ -910,7 +1298,15 @@
         <w:pStyle w:val="CMD"/>
       </w:pPr>
       <w:r>
-        <w:t>sJmR3+3C+dmgzZIKEHWsJ2pgLvj2Sme79J/XxwQVNpw=</w:t>
+        <w:t>sJmR3+3C+dmgzZIKEHWsJ2pgLvj2Sme79J/</w:t>
+      </w:r>
+      <w:proofErr w:type="spellStart"/>
+      <w:r>
+        <w:t>XxwQVNpw</w:t>
+      </w:r>
+      <w:proofErr w:type="spellEnd"/>
+      <w:r>
+        <w:t>=</w:t>
       </w:r>
     </w:p>
     <w:p>
@@ -920,12 +1316,35 @@
       <w:r>
         <w:t>[</w:t>
       </w:r>
+      <w:proofErr w:type="spellStart"/>
       <w:r>
         <w:t>sec_admin</w:t>
       </w:r>
       <w:r>
-        <w:t>@secOps lab.support.files]$</w:t>
-      </w:r>
+        <w:t>@secOps</w:t>
+      </w:r>
+      <w:proofErr w:type="spellEnd"/>
+      <w:r>
+        <w:t xml:space="preserve"> </w:t>
+      </w:r>
+      <w:proofErr w:type="spellStart"/>
+      <w:proofErr w:type="gramStart"/>
+      <w:r>
+        <w:t>lab.support</w:t>
+      </w:r>
+      <w:proofErr w:type="gramEnd"/>
+      <w:r>
+        <w:t>.</w:t>
+      </w:r>
+      <w:proofErr w:type="gramStart"/>
+      <w:r>
+        <w:t>files</w:t>
+      </w:r>
+      <w:proofErr w:type="spellEnd"/>
+      <w:r>
+        <w:t>]$</w:t>
+      </w:r>
+      <w:proofErr w:type="gramEnd"/>
     </w:p>
     <w:p>
       <w:pPr>
@@ -944,11 +1363,19 @@
       <w:r>
         <w:t xml:space="preserve">Is </w:t>
       </w:r>
+      <w:proofErr w:type="spellStart"/>
       <w:r>
         <w:rPr>
           <w:b/>
         </w:rPr>
-        <w:t xml:space="preserve">message.enc </w:t>
+        <w:t>message.enc</w:t>
+      </w:r>
+      <w:proofErr w:type="spellEnd"/>
+      <w:r>
+        <w:rPr>
+          <w:b/>
+        </w:rPr>
+        <w:t xml:space="preserve"> </w:t>
       </w:r>
       <w:r>
         <w:t>displayed correctly now? Explain.</w:t>
@@ -957,9 +1384,29 @@
     <w:p>
       <w:pPr>
         <w:pStyle w:val="AnswerLineL50"/>
-      </w:pPr>
-      <w:r>
-        <w:t>Type your answers here.</w:t>
+        <w:rPr>
+          <w:color w:val="EE0000"/>
+        </w:rPr>
+      </w:pPr>
+      <w:r>
+        <w:rPr>
+          <w:color w:val="EE0000"/>
+        </w:rPr>
+        <w:t xml:space="preserve">Yes, </w:t>
+      </w:r>
+      <w:proofErr w:type="gramStart"/>
+      <w:r>
+        <w:rPr>
+          <w:color w:val="EE0000"/>
+        </w:rPr>
+        <w:t>It</w:t>
+      </w:r>
+      <w:proofErr w:type="gramEnd"/>
+      <w:r>
+        <w:rPr>
+          <w:color w:val="EE0000"/>
+        </w:rPr>
+        <w:t xml:space="preserve"> displays readable ASCII text because it is Base64-encoded, not raw binary.</w:t>
       </w:r>
     </w:p>
     <w:p>
@@ -967,14 +1414,24 @@
         <w:pStyle w:val="BodyTextL50"/>
       </w:pPr>
       <w:r>
-        <w:t xml:space="preserve">Can you think of a benefit of having </w:t>
-      </w:r>
+        <w:t xml:space="preserve">Can you think of </w:t>
+      </w:r>
+      <w:proofErr w:type="gramStart"/>
+      <w:r>
+        <w:t>a benefit</w:t>
+      </w:r>
+      <w:proofErr w:type="gramEnd"/>
+      <w:r>
+        <w:t xml:space="preserve"> of having </w:t>
+      </w:r>
+      <w:proofErr w:type="spellStart"/>
       <w:r>
         <w:rPr>
           <w:b/>
         </w:rPr>
         <w:t>message.enc</w:t>
       </w:r>
+      <w:proofErr w:type="spellEnd"/>
       <w:r>
         <w:t xml:space="preserve"> Base64-encoded?</w:t>
       </w:r>
@@ -982,9 +1439,41 @@
     <w:p>
       <w:pPr>
         <w:pStyle w:val="AnswerLineL50"/>
-      </w:pPr>
-      <w:r>
-        <w:t>Type your answers here.</w:t>
+        <w:rPr>
+          <w:color w:val="EE0000"/>
+        </w:rPr>
+      </w:pPr>
+      <w:r>
+        <w:rPr>
+          <w:color w:val="EE0000"/>
+        </w:rPr>
+        <w:t>Makes encrypted data safe to transmit via email or text-based systems</w:t>
+      </w:r>
+      <w:r>
+        <w:rPr>
+          <w:color w:val="EE0000"/>
+        </w:rPr>
+        <w:t xml:space="preserve">, </w:t>
+      </w:r>
+      <w:proofErr w:type="gramStart"/>
+      <w:r>
+        <w:rPr>
+          <w:color w:val="EE0000"/>
+        </w:rPr>
+        <w:t>Avoids</w:t>
+      </w:r>
+      <w:proofErr w:type="gramEnd"/>
+      <w:r>
+        <w:rPr>
+          <w:color w:val="EE0000"/>
+        </w:rPr>
+        <w:t xml:space="preserve"> corruption in systems that do not handle binary data properly</w:t>
+      </w:r>
+      <w:r>
+        <w:rPr>
+          <w:color w:val="EE0000"/>
+        </w:rPr>
+        <w:t>.</w:t>
       </w:r>
     </w:p>
     <w:p>
@@ -1002,12 +1491,14 @@
       <w:r>
         <w:t xml:space="preserve">With a similar OpenSSL command, it is possible to decrypt </w:t>
       </w:r>
+      <w:proofErr w:type="spellStart"/>
       <w:r>
         <w:rPr>
           <w:b/>
         </w:rPr>
         <w:t>message.enc</w:t>
       </w:r>
+      <w:proofErr w:type="spellEnd"/>
       <w:r>
         <w:t>.</w:t>
       </w:r>
@@ -1017,7 +1508,15 @@
         <w:pStyle w:val="SubStepAlpha"/>
       </w:pPr>
       <w:r>
-        <w:t>Use the command below to decrypt message.enc:</w:t>
+        <w:t xml:space="preserve">Use the command below to decrypt </w:t>
+      </w:r>
+      <w:proofErr w:type="spellStart"/>
+      <w:r>
+        <w:t>message.enc</w:t>
+      </w:r>
+      <w:proofErr w:type="spellEnd"/>
+      <w:r>
+        <w:t>:</w:t>
       </w:r>
     </w:p>
     <w:p>
@@ -1027,17 +1526,65 @@
       <w:r>
         <w:t>[</w:t>
       </w:r>
+      <w:proofErr w:type="spellStart"/>
       <w:r>
         <w:t>sec_admin</w:t>
       </w:r>
       <w:r>
-        <w:t xml:space="preserve">@secOps lab.support.files]$ </w:t>
-      </w:r>
+        <w:t>@secOps</w:t>
+      </w:r>
+      <w:proofErr w:type="spellEnd"/>
+      <w:r>
+        <w:t xml:space="preserve"> </w:t>
+      </w:r>
+      <w:proofErr w:type="spellStart"/>
+      <w:proofErr w:type="gramStart"/>
+      <w:r>
+        <w:t>lab.support</w:t>
+      </w:r>
+      <w:proofErr w:type="gramEnd"/>
+      <w:r>
+        <w:t>.</w:t>
+      </w:r>
+      <w:proofErr w:type="gramStart"/>
+      <w:r>
+        <w:t>files</w:t>
+      </w:r>
+      <w:proofErr w:type="spellEnd"/>
+      <w:r>
+        <w:t>]$</w:t>
+      </w:r>
+      <w:proofErr w:type="gramEnd"/>
+      <w:r>
+        <w:t xml:space="preserve"> </w:t>
+      </w:r>
+      <w:proofErr w:type="spellStart"/>
       <w:r>
         <w:rPr>
           <w:b/>
         </w:rPr>
-        <w:t>openssl aes-256-cbc –a -d -in message.enc -out decrypted_letter.txt</w:t>
+        <w:t>openssl</w:t>
+      </w:r>
+      <w:proofErr w:type="spellEnd"/>
+      <w:r>
+        <w:rPr>
+          <w:b/>
+        </w:rPr>
+        <w:t xml:space="preserve"> aes-256-cbc –a -d -in </w:t>
+      </w:r>
+      <w:proofErr w:type="spellStart"/>
+      <w:r>
+        <w:rPr>
+          <w:b/>
+        </w:rPr>
+        <w:t>message.enc</w:t>
+      </w:r>
+      <w:proofErr w:type="spellEnd"/>
+      <w:r>
+        <w:rPr>
+          <w:b/>
+        </w:rPr>
+        <w:t xml:space="preserve"> -out decrypted_letter.txt</w:t>
       </w:r>
     </w:p>
     <w:p>
@@ -1055,12 +1602,14 @@
       <w:r>
         <w:t xml:space="preserve">When OpenSSL finishes decrypting the </w:t>
       </w:r>
+      <w:proofErr w:type="spellStart"/>
       <w:r>
         <w:rPr>
           <w:b/>
         </w:rPr>
         <w:t>message.enc</w:t>
       </w:r>
+      <w:proofErr w:type="spellEnd"/>
       <w:r>
         <w:t xml:space="preserve"> file, it saves the decrypted message in a text file called </w:t>
       </w:r>
@@ -1102,12 +1651,35 @@
       <w:r>
         <w:t>[</w:t>
       </w:r>
+      <w:proofErr w:type="spellStart"/>
       <w:r>
         <w:t>sec_admin</w:t>
       </w:r>
       <w:r>
-        <w:t>@secOps lab.support.files]$</w:t>
-      </w:r>
+        <w:t>@secOps</w:t>
+      </w:r>
+      <w:proofErr w:type="spellEnd"/>
+      <w:r>
+        <w:t xml:space="preserve"> </w:t>
+      </w:r>
+      <w:proofErr w:type="spellStart"/>
+      <w:proofErr w:type="gramStart"/>
+      <w:r>
+        <w:t>lab.support</w:t>
+      </w:r>
+      <w:proofErr w:type="gramEnd"/>
+      <w:r>
+        <w:t>.</w:t>
+      </w:r>
+      <w:proofErr w:type="gramStart"/>
+      <w:r>
+        <w:t>files</w:t>
+      </w:r>
+      <w:proofErr w:type="spellEnd"/>
+      <w:r>
+        <w:t>]$</w:t>
+      </w:r>
+      <w:proofErr w:type="gramEnd"/>
       <w:r>
         <w:t xml:space="preserve"> </w:t>
       </w:r>
@@ -1138,9 +1710,29 @@
     <w:p>
       <w:pPr>
         <w:pStyle w:val="AnswerLineL50"/>
-      </w:pPr>
-      <w:r>
-        <w:t>Type your answers here.</w:t>
+        <w:rPr>
+          <w:color w:val="EE0000"/>
+        </w:rPr>
+      </w:pPr>
+      <w:r>
+        <w:rPr>
+          <w:color w:val="EE0000"/>
+        </w:rPr>
+        <w:t xml:space="preserve">Yes, </w:t>
+      </w:r>
+      <w:proofErr w:type="gramStart"/>
+      <w:r>
+        <w:rPr>
+          <w:color w:val="EE0000"/>
+        </w:rPr>
+        <w:t>The</w:t>
+      </w:r>
+      <w:proofErr w:type="gramEnd"/>
+      <w:r>
+        <w:rPr>
+          <w:color w:val="EE0000"/>
+        </w:rPr>
+        <w:t xml:space="preserve"> decrypted file matches the original text exactly.</w:t>
       </w:r>
     </w:p>
     <w:p>
@@ -1148,15 +1740,47 @@
         <w:pStyle w:val="BodyTextL50"/>
       </w:pPr>
       <w:r>
-        <w:t>The command used to decrypt also contains -a option. Can you explain?</w:t>
+        <w:t>The command used to decrypt also contains -</w:t>
+      </w:r>
+      <w:proofErr w:type="gramStart"/>
+      <w:r>
+        <w:t>a</w:t>
+      </w:r>
+      <w:proofErr w:type="gramEnd"/>
+      <w:r>
+        <w:t xml:space="preserve"> option. Can you explain?</w:t>
       </w:r>
     </w:p>
     <w:p>
       <w:pPr>
         <w:pStyle w:val="AnswerLineL50"/>
-      </w:pPr>
-      <w:r>
-        <w:t>Type your answers here.</w:t>
+        <w:rPr>
+          <w:color w:val="EE0000"/>
+        </w:rPr>
+      </w:pPr>
+      <w:r>
+        <w:rPr>
+          <w:color w:val="EE0000"/>
+        </w:rPr>
+        <w:t>Because the file was Base64-encoded during encryption.</w:t>
+      </w:r>
+      <w:r>
+        <w:rPr>
+          <w:color w:val="EE0000"/>
+        </w:rPr>
+        <w:t xml:space="preserve"> </w:t>
+      </w:r>
+      <w:r>
+        <w:rPr>
+          <w:color w:val="EE0000"/>
+        </w:rPr>
+        <w:t>The -a option tells OpenSSL to decode Base64 before decrypting</w:t>
+      </w:r>
+      <w:r>
+        <w:rPr>
+          <w:color w:val="EE0000"/>
+        </w:rPr>
+        <w:t>.</w:t>
       </w:r>
     </w:p>
     <w:p>
@@ -1183,7 +1807,7 @@
 </file>
 
 <file path=word/endnotes.xml><?xml version="1.0" encoding="utf-8"?>
-<w:endnotes xmlns:wpc="http://schemas.microsoft.com/office/word/2010/wordprocessingCanvas" xmlns:cx="http://schemas.microsoft.com/office/drawing/2014/chartex" xmlns:cx1="http://schemas.microsoft.com/office/drawing/2015/9/8/chartex" xmlns:cx2="http://schemas.microsoft.com/office/drawing/2015/10/21/chartex" xmlns:cx3="http://schemas.microsoft.com/office/drawing/2016/5/9/chartex" xmlns:cx4="http://schemas.microsoft.com/office/drawing/2016/5/10/chartex" xmlns:cx5="http://schemas.microsoft.com/office/drawing/2016/5/11/chartex" xmlns:cx6="http://schemas.microsoft.com/office/drawing/2016/5/12/chartex" xmlns:cx7="http://schemas.microsoft.com/office/drawing/2016/5/13/chartex" xmlns:cx8="http://schemas.microsoft.com/office/drawing/2016/5/14/chartex" xmlns:mc="http://schemas.openxmlformats.org/markup-compatibility/2006" xmlns:aink="http://schemas.microsoft.com/office/drawing/2016/ink" xmlns:am3d="http://schemas.microsoft.com/office/drawing/2017/model3d" xmlns:o="urn:schemas-microsoft-com:office:office" xmlns:r="http://schemas.openxmlformats.org/officeDocument/2006/relationships" xmlns:m="http://schemas.openxmlformats.org/officeDocument/2006/math" xmlns:v="urn:schemas-microsoft-com:vml" xmlns:wp14="http://schemas.microsoft.com/office/word/2010/wordprocessingDrawing" xmlns:wp="http://schemas.openxmlformats.org/drawingml/2006/wordprocessingDrawing" xmlns:w10="urn:schemas-microsoft-com:office:word" xmlns:w="http://schemas.openxmlformats.org/wordprocessingml/2006/main" xmlns:w14="http://schemas.microsoft.com/office/word/2010/wordml" xmlns:w15="http://schemas.microsoft.com/office/word/2012/wordml" xmlns:w16cex="http://schemas.microsoft.com/office/word/2018/wordml/cex" xmlns:w16cid="http://schemas.microsoft.com/office/word/2016/wordml/cid" xmlns:w16="http://schemas.microsoft.com/office/word/2018/wordml" xmlns:w16se="http://schemas.microsoft.com/office/word/2015/wordml/symex" xmlns:wpg="http://schemas.microsoft.com/office/word/2010/wordprocessingGroup" xmlns:wpi="http://schemas.microsoft.com/office/word/2010/wordprocessingInk" xmlns:wne="http://schemas.microsoft.com/office/word/2006/wordml" xmlns:wps="http://schemas.microsoft.com/office/word/2010/wordprocessingShape" mc:Ignorable="w14 w15 w16se w16cid w16 w16cex wp14">
+<w:endnotes xmlns:wpc="http://schemas.microsoft.com/office/word/2010/wordprocessingCanvas" xmlns:cx="http://schemas.microsoft.com/office/drawing/2014/chartex" xmlns:cx1="http://schemas.microsoft.com/office/drawing/2015/9/8/chartex" xmlns:cx2="http://schemas.microsoft.com/office/drawing/2015/10/21/chartex" xmlns:cx3="http://schemas.microsoft.com/office/drawing/2016/5/9/chartex" xmlns:cx4="http://schemas.microsoft.com/office/drawing/2016/5/10/chartex" xmlns:cx5="http://schemas.microsoft.com/office/drawing/2016/5/11/chartex" xmlns:cx6="http://schemas.microsoft.com/office/drawing/2016/5/12/chartex" xmlns:cx7="http://schemas.microsoft.com/office/drawing/2016/5/13/chartex" xmlns:cx8="http://schemas.microsoft.com/office/drawing/2016/5/14/chartex" xmlns:mc="http://schemas.openxmlformats.org/markup-compatibility/2006" xmlns:aink="http://schemas.microsoft.com/office/drawing/2016/ink" xmlns:am3d="http://schemas.microsoft.com/office/drawing/2017/model3d" xmlns:o="urn:schemas-microsoft-com:office:office" xmlns:oel="http://schemas.microsoft.com/office/2019/extlst" xmlns:r="http://schemas.openxmlformats.org/officeDocument/2006/relationships" xmlns:m="http://schemas.openxmlformats.org/officeDocument/2006/math" xmlns:v="urn:schemas-microsoft-com:vml" xmlns:wp14="http://schemas.microsoft.com/office/word/2010/wordprocessingDrawing" xmlns:wp="http://schemas.openxmlformats.org/drawingml/2006/wordprocessingDrawing" xmlns:w10="urn:schemas-microsoft-com:office:word" xmlns:w="http://schemas.openxmlformats.org/wordprocessingml/2006/main" xmlns:w14="http://schemas.microsoft.com/office/word/2010/wordml" xmlns:w15="http://schemas.microsoft.com/office/word/2012/wordml" xmlns:w16cex="http://schemas.microsoft.com/office/word/2018/wordml/cex" xmlns:w16cid="http://schemas.microsoft.com/office/word/2016/wordml/cid" xmlns:w16="http://schemas.microsoft.com/office/word/2018/wordml" xmlns:w16du="http://schemas.microsoft.com/office/word/2023/wordml/word16du" xmlns:w16sdtdh="http://schemas.microsoft.com/office/word/2020/wordml/sdtdatahash" xmlns:w16sdtfl="http://schemas.microsoft.com/office/word/2024/wordml/sdtformatlock" xmlns:w16se="http://schemas.microsoft.com/office/word/2015/wordml/symex" xmlns:wpg="http://schemas.microsoft.com/office/word/2010/wordprocessingGroup" xmlns:wpi="http://schemas.microsoft.com/office/word/2010/wordprocessingInk" xmlns:wne="http://schemas.microsoft.com/office/word/2006/wordml" xmlns:wps="http://schemas.microsoft.com/office/word/2010/wordprocessingShape" mc:Ignorable="w14 w15 w16se w16cid w16 w16cex w16sdtdh w16sdtfl w16du wp14">
   <w:endnote w:type="separator" w:id="-1">
     <w:p>
       <w:pPr>
@@ -1210,7 +1834,7 @@
 </file>
 
 <file path=word/footer1.xml><?xml version="1.0" encoding="utf-8"?>
-<w:ftr xmlns:wpc="http://schemas.microsoft.com/office/word/2010/wordprocessingCanvas" xmlns:cx="http://schemas.microsoft.com/office/drawing/2014/chartex" xmlns:cx1="http://schemas.microsoft.com/office/drawing/2015/9/8/chartex" xmlns:cx2="http://schemas.microsoft.com/office/drawing/2015/10/21/chartex" xmlns:cx3="http://schemas.microsoft.com/office/drawing/2016/5/9/chartex" xmlns:cx4="http://schemas.microsoft.com/office/drawing/2016/5/10/chartex" xmlns:cx5="http://schemas.microsoft.com/office/drawing/2016/5/11/chartex" xmlns:cx6="http://schemas.microsoft.com/office/drawing/2016/5/12/chartex" xmlns:cx7="http://schemas.microsoft.com/office/drawing/2016/5/13/chartex" xmlns:cx8="http://schemas.microsoft.com/office/drawing/2016/5/14/chartex" xmlns:mc="http://schemas.openxmlformats.org/markup-compatibility/2006" xmlns:aink="http://schemas.microsoft.com/office/drawing/2016/ink" xmlns:am3d="http://schemas.microsoft.com/office/drawing/2017/model3d" xmlns:o="urn:schemas-microsoft-com:office:office" xmlns:r="http://schemas.openxmlformats.org/officeDocument/2006/relationships" xmlns:m="http://schemas.openxmlformats.org/officeDocument/2006/math" xmlns:v="urn:schemas-microsoft-com:vml" xmlns:wp14="http://schemas.microsoft.com/office/word/2010/wordprocessingDrawing" xmlns:wp="http://schemas.openxmlformats.org/drawingml/2006/wordprocessingDrawing" xmlns:w10="urn:schemas-microsoft-com:office:word" xmlns:w="http://schemas.openxmlformats.org/wordprocessingml/2006/main" xmlns:w14="http://schemas.microsoft.com/office/word/2010/wordml" xmlns:w15="http://schemas.microsoft.com/office/word/2012/wordml" xmlns:w16cex="http://schemas.microsoft.com/office/word/2018/wordml/cex" xmlns:w16cid="http://schemas.microsoft.com/office/word/2016/wordml/cid" xmlns:w16="http://schemas.microsoft.com/office/word/2018/wordml" xmlns:w16se="http://schemas.microsoft.com/office/word/2015/wordml/symex" xmlns:wpg="http://schemas.microsoft.com/office/word/2010/wordprocessingGroup" xmlns:wpi="http://schemas.microsoft.com/office/word/2010/wordprocessingInk" xmlns:wne="http://schemas.microsoft.com/office/word/2006/wordml" xmlns:wps="http://schemas.microsoft.com/office/word/2010/wordprocessingShape" mc:Ignorable="w14 w15 w16se w16cid w16 w16cex wp14">
+<w:ftr xmlns:wpc="http://schemas.microsoft.com/office/word/2010/wordprocessingCanvas" xmlns:cx="http://schemas.microsoft.com/office/drawing/2014/chartex" xmlns:cx1="http://schemas.microsoft.com/office/drawing/2015/9/8/chartex" xmlns:cx2="http://schemas.microsoft.com/office/drawing/2015/10/21/chartex" xmlns:cx3="http://schemas.microsoft.com/office/drawing/2016/5/9/chartex" xmlns:cx4="http://schemas.microsoft.com/office/drawing/2016/5/10/chartex" xmlns:cx5="http://schemas.microsoft.com/office/drawing/2016/5/11/chartex" xmlns:cx6="http://schemas.microsoft.com/office/drawing/2016/5/12/chartex" xmlns:cx7="http://schemas.microsoft.com/office/drawing/2016/5/13/chartex" xmlns:cx8="http://schemas.microsoft.com/office/drawing/2016/5/14/chartex" xmlns:mc="http://schemas.openxmlformats.org/markup-compatibility/2006" xmlns:aink="http://schemas.microsoft.com/office/drawing/2016/ink" xmlns:am3d="http://schemas.microsoft.com/office/drawing/2017/model3d" xmlns:o="urn:schemas-microsoft-com:office:office" xmlns:oel="http://schemas.microsoft.com/office/2019/extlst" xmlns:r="http://schemas.openxmlformats.org/officeDocument/2006/relationships" xmlns:m="http://schemas.openxmlformats.org/officeDocument/2006/math" xmlns:v="urn:schemas-microsoft-com:vml" xmlns:wp14="http://schemas.microsoft.com/office/word/2010/wordprocessingDrawing" xmlns:wp="http://schemas.openxmlformats.org/drawingml/2006/wordprocessingDrawing" xmlns:w10="urn:schemas-microsoft-com:office:word" xmlns:w="http://schemas.openxmlformats.org/wordprocessingml/2006/main" xmlns:w14="http://schemas.microsoft.com/office/word/2010/wordml" xmlns:w15="http://schemas.microsoft.com/office/word/2012/wordml" xmlns:w16cex="http://schemas.microsoft.com/office/word/2018/wordml/cex" xmlns:w16cid="http://schemas.microsoft.com/office/word/2016/wordml/cid" xmlns:w16="http://schemas.microsoft.com/office/word/2018/wordml" xmlns:w16du="http://schemas.microsoft.com/office/word/2023/wordml/word16du" xmlns:w16sdtdh="http://schemas.microsoft.com/office/word/2020/wordml/sdtdatahash" xmlns:w16sdtfl="http://schemas.microsoft.com/office/word/2024/wordml/sdtformatlock" xmlns:w16se="http://schemas.microsoft.com/office/word/2015/wordml/symex" xmlns:wpg="http://schemas.microsoft.com/office/word/2010/wordprocessingGroup" xmlns:wpi="http://schemas.microsoft.com/office/word/2010/wordprocessingInk" xmlns:wne="http://schemas.microsoft.com/office/word/2006/wordml" xmlns:wps="http://schemas.microsoft.com/office/word/2010/wordprocessingShape" mc:Ignorable="w14 w15 w16se w16cid w16 w16cex w16sdtdh w16sdtfl w16du wp14">
   <w:p>
     <w:pPr>
       <w:pStyle w:val="Footer"/>
@@ -1232,7 +1856,6 @@
         <w:dataBinding w:prefixMappings="xmlns:ns0='http://purl.org/dc/elements/1.1/' xmlns:ns1='http://schemas.openxmlformats.org/package/2006/metadata/core-properties' " w:xpath="/ns1:coreProperties[1]/ns0:description[1]" w:storeItemID="{6C3C8BC8-F283-45AE-878A-BAB7291924A1}"/>
         <w:text w:multiLine="1"/>
       </w:sdtPr>
-      <w:sdtEndPr/>
       <w:sdtContent>
         <w:r>
           <w:t>2017</w:t>
@@ -1370,7 +1993,7 @@
 </file>
 
 <file path=word/footer2.xml><?xml version="1.0" encoding="utf-8"?>
-<w:ftr xmlns:wpc="http://schemas.microsoft.com/office/word/2010/wordprocessingCanvas" xmlns:cx="http://schemas.microsoft.com/office/drawing/2014/chartex" xmlns:cx1="http://schemas.microsoft.com/office/drawing/2015/9/8/chartex" xmlns:cx2="http://schemas.microsoft.com/office/drawing/2015/10/21/chartex" xmlns:cx3="http://schemas.microsoft.com/office/drawing/2016/5/9/chartex" xmlns:cx4="http://schemas.microsoft.com/office/drawing/2016/5/10/chartex" xmlns:cx5="http://schemas.microsoft.com/office/drawing/2016/5/11/chartex" xmlns:cx6="http://schemas.microsoft.com/office/drawing/2016/5/12/chartex" xmlns:cx7="http://schemas.microsoft.com/office/drawing/2016/5/13/chartex" xmlns:cx8="http://schemas.microsoft.com/office/drawing/2016/5/14/chartex" xmlns:mc="http://schemas.openxmlformats.org/markup-compatibility/2006" xmlns:aink="http://schemas.microsoft.com/office/drawing/2016/ink" xmlns:am3d="http://schemas.microsoft.com/office/drawing/2017/model3d" xmlns:o="urn:schemas-microsoft-com:office:office" xmlns:r="http://schemas.openxmlformats.org/officeDocument/2006/relationships" xmlns:m="http://schemas.openxmlformats.org/officeDocument/2006/math" xmlns:v="urn:schemas-microsoft-com:vml" xmlns:wp14="http://schemas.microsoft.com/office/word/2010/wordprocessingDrawing" xmlns:wp="http://schemas.openxmlformats.org/drawingml/2006/wordprocessingDrawing" xmlns:w10="urn:schemas-microsoft-com:office:word" xmlns:w="http://schemas.openxmlformats.org/wordprocessingml/2006/main" xmlns:w14="http://schemas.microsoft.com/office/word/2010/wordml" xmlns:w15="http://schemas.microsoft.com/office/word/2012/wordml" xmlns:w16cex="http://schemas.microsoft.com/office/word/2018/wordml/cex" xmlns:w16cid="http://schemas.microsoft.com/office/word/2016/wordml/cid" xmlns:w16="http://schemas.microsoft.com/office/word/2018/wordml" xmlns:w16se="http://schemas.microsoft.com/office/word/2015/wordml/symex" xmlns:wpg="http://schemas.microsoft.com/office/word/2010/wordprocessingGroup" xmlns:wpi="http://schemas.microsoft.com/office/word/2010/wordprocessingInk" xmlns:wne="http://schemas.microsoft.com/office/word/2006/wordml" xmlns:wps="http://schemas.microsoft.com/office/word/2010/wordprocessingShape" mc:Ignorable="w14 w15 w16se w16cid w16 w16cex wp14">
+<w:ftr xmlns:wpc="http://schemas.microsoft.com/office/word/2010/wordprocessingCanvas" xmlns:cx="http://schemas.microsoft.com/office/drawing/2014/chartex" xmlns:cx1="http://schemas.microsoft.com/office/drawing/2015/9/8/chartex" xmlns:cx2="http://schemas.microsoft.com/office/drawing/2015/10/21/chartex" xmlns:cx3="http://schemas.microsoft.com/office/drawing/2016/5/9/chartex" xmlns:cx4="http://schemas.microsoft.com/office/drawing/2016/5/10/chartex" xmlns:cx5="http://schemas.microsoft.com/office/drawing/2016/5/11/chartex" xmlns:cx6="http://schemas.microsoft.com/office/drawing/2016/5/12/chartex" xmlns:cx7="http://schemas.microsoft.com/office/drawing/2016/5/13/chartex" xmlns:cx8="http://schemas.microsoft.com/office/drawing/2016/5/14/chartex" xmlns:mc="http://schemas.openxmlformats.org/markup-compatibility/2006" xmlns:aink="http://schemas.microsoft.com/office/drawing/2016/ink" xmlns:am3d="http://schemas.microsoft.com/office/drawing/2017/model3d" xmlns:o="urn:schemas-microsoft-com:office:office" xmlns:oel="http://schemas.microsoft.com/office/2019/extlst" xmlns:r="http://schemas.openxmlformats.org/officeDocument/2006/relationships" xmlns:m="http://schemas.openxmlformats.org/officeDocument/2006/math" xmlns:v="urn:schemas-microsoft-com:vml" xmlns:wp14="http://schemas.microsoft.com/office/word/2010/wordprocessingDrawing" xmlns:wp="http://schemas.openxmlformats.org/drawingml/2006/wordprocessingDrawing" xmlns:w10="urn:schemas-microsoft-com:office:word" xmlns:w="http://schemas.openxmlformats.org/wordprocessingml/2006/main" xmlns:w14="http://schemas.microsoft.com/office/word/2010/wordml" xmlns:w15="http://schemas.microsoft.com/office/word/2012/wordml" xmlns:w16cex="http://schemas.microsoft.com/office/word/2018/wordml/cex" xmlns:w16cid="http://schemas.microsoft.com/office/word/2016/wordml/cid" xmlns:w16="http://schemas.microsoft.com/office/word/2018/wordml" xmlns:w16du="http://schemas.microsoft.com/office/word/2023/wordml/word16du" xmlns:w16sdtdh="http://schemas.microsoft.com/office/word/2020/wordml/sdtdatahash" xmlns:w16sdtfl="http://schemas.microsoft.com/office/word/2024/wordml/sdtformatlock" xmlns:w16se="http://schemas.microsoft.com/office/word/2015/wordml/symex" xmlns:wpg="http://schemas.microsoft.com/office/word/2010/wordprocessingGroup" xmlns:wpi="http://schemas.microsoft.com/office/word/2010/wordprocessingInk" xmlns:wne="http://schemas.microsoft.com/office/word/2006/wordml" xmlns:wps="http://schemas.microsoft.com/office/word/2010/wordprocessingShape" mc:Ignorable="w14 w15 w16se w16cid w16 w16cex w16sdtdh w16sdtfl w16du wp14">
   <w:p>
     <w:pPr>
       <w:pStyle w:val="Footer"/>
@@ -1392,7 +2015,6 @@
         <w:dataBinding w:prefixMappings="xmlns:ns0='http://purl.org/dc/elements/1.1/' xmlns:ns1='http://schemas.openxmlformats.org/package/2006/metadata/core-properties' " w:xpath="/ns1:coreProperties[1]/ns0:description[1]" w:storeItemID="{6C3C8BC8-F283-45AE-878A-BAB7291924A1}"/>
         <w:text w:multiLine="1"/>
       </w:sdtPr>
-      <w:sdtEndPr/>
       <w:sdtContent>
         <w:r>
           <w:t>2017</w:t>
@@ -1533,7 +2155,7 @@
 </file>
 
 <file path=word/footnotes.xml><?xml version="1.0" encoding="utf-8"?>
-<w:footnotes xmlns:wpc="http://schemas.microsoft.com/office/word/2010/wordprocessingCanvas" xmlns:cx="http://schemas.microsoft.com/office/drawing/2014/chartex" xmlns:cx1="http://schemas.microsoft.com/office/drawing/2015/9/8/chartex" xmlns:cx2="http://schemas.microsoft.com/office/drawing/2015/10/21/chartex" xmlns:cx3="http://schemas.microsoft.com/office/drawing/2016/5/9/chartex" xmlns:cx4="http://schemas.microsoft.com/office/drawing/2016/5/10/chartex" xmlns:cx5="http://schemas.microsoft.com/office/drawing/2016/5/11/chartex" xmlns:cx6="http://schemas.microsoft.com/office/drawing/2016/5/12/chartex" xmlns:cx7="http://schemas.microsoft.com/office/drawing/2016/5/13/chartex" xmlns:cx8="http://schemas.microsoft.com/office/drawing/2016/5/14/chartex" xmlns:mc="http://schemas.openxmlformats.org/markup-compatibility/2006" xmlns:aink="http://schemas.microsoft.com/office/drawing/2016/ink" xmlns:am3d="http://schemas.microsoft.com/office/drawing/2017/model3d" xmlns:o="urn:schemas-microsoft-com:office:office" xmlns:r="http://schemas.openxmlformats.org/officeDocument/2006/relationships" xmlns:m="http://schemas.openxmlformats.org/officeDocument/2006/math" xmlns:v="urn:schemas-microsoft-com:vml" xmlns:wp14="http://schemas.microsoft.com/office/word/2010/wordprocessingDrawing" xmlns:wp="http://schemas.openxmlformats.org/drawingml/2006/wordprocessingDrawing" xmlns:w10="urn:schemas-microsoft-com:office:word" xmlns:w="http://schemas.openxmlformats.org/wordprocessingml/2006/main" xmlns:w14="http://schemas.microsoft.com/office/word/2010/wordml" xmlns:w15="http://schemas.microsoft.com/office/word/2012/wordml" xmlns:w16cex="http://schemas.microsoft.com/office/word/2018/wordml/cex" xmlns:w16cid="http://schemas.microsoft.com/office/word/2016/wordml/cid" xmlns:w16="http://schemas.microsoft.com/office/word/2018/wordml" xmlns:w16se="http://schemas.microsoft.com/office/word/2015/wordml/symex" xmlns:wpg="http://schemas.microsoft.com/office/word/2010/wordprocessingGroup" xmlns:wpi="http://schemas.microsoft.com/office/word/2010/wordprocessingInk" xmlns:wne="http://schemas.microsoft.com/office/word/2006/wordml" xmlns:wps="http://schemas.microsoft.com/office/word/2010/wordprocessingShape" mc:Ignorable="w14 w15 w16se w16cid w16 w16cex wp14">
+<w:footnotes xmlns:wpc="http://schemas.microsoft.com/office/word/2010/wordprocessingCanvas" xmlns:cx="http://schemas.microsoft.com/office/drawing/2014/chartex" xmlns:cx1="http://schemas.microsoft.com/office/drawing/2015/9/8/chartex" xmlns:cx2="http://schemas.microsoft.com/office/drawing/2015/10/21/chartex" xmlns:cx3="http://schemas.microsoft.com/office/drawing/2016/5/9/chartex" xmlns:cx4="http://schemas.microsoft.com/office/drawing/2016/5/10/chartex" xmlns:cx5="http://schemas.microsoft.com/office/drawing/2016/5/11/chartex" xmlns:cx6="http://schemas.microsoft.com/office/drawing/2016/5/12/chartex" xmlns:cx7="http://schemas.microsoft.com/office/drawing/2016/5/13/chartex" xmlns:cx8="http://schemas.microsoft.com/office/drawing/2016/5/14/chartex" xmlns:mc="http://schemas.openxmlformats.org/markup-compatibility/2006" xmlns:aink="http://schemas.microsoft.com/office/drawing/2016/ink" xmlns:am3d="http://schemas.microsoft.com/office/drawing/2017/model3d" xmlns:o="urn:schemas-microsoft-com:office:office" xmlns:oel="http://schemas.microsoft.com/office/2019/extlst" xmlns:r="http://schemas.openxmlformats.org/officeDocument/2006/relationships" xmlns:m="http://schemas.openxmlformats.org/officeDocument/2006/math" xmlns:v="urn:schemas-microsoft-com:vml" xmlns:wp14="http://schemas.microsoft.com/office/word/2010/wordprocessingDrawing" xmlns:wp="http://schemas.openxmlformats.org/drawingml/2006/wordprocessingDrawing" xmlns:w10="urn:schemas-microsoft-com:office:word" xmlns:w="http://schemas.openxmlformats.org/wordprocessingml/2006/main" xmlns:w14="http://schemas.microsoft.com/office/word/2010/wordml" xmlns:w15="http://schemas.microsoft.com/office/word/2012/wordml" xmlns:w16cex="http://schemas.microsoft.com/office/word/2018/wordml/cex" xmlns:w16cid="http://schemas.microsoft.com/office/word/2016/wordml/cid" xmlns:w16="http://schemas.microsoft.com/office/word/2018/wordml" xmlns:w16du="http://schemas.microsoft.com/office/word/2023/wordml/word16du" xmlns:w16sdtdh="http://schemas.microsoft.com/office/word/2020/wordml/sdtdatahash" xmlns:w16sdtfl="http://schemas.microsoft.com/office/word/2024/wordml/sdtformatlock" xmlns:w16se="http://schemas.microsoft.com/office/word/2015/wordml/symex" xmlns:wpg="http://schemas.microsoft.com/office/word/2010/wordprocessingGroup" xmlns:wpi="http://schemas.microsoft.com/office/word/2010/wordprocessingInk" xmlns:wne="http://schemas.microsoft.com/office/word/2006/wordml" xmlns:wps="http://schemas.microsoft.com/office/word/2010/wordprocessingShape" mc:Ignorable="w14 w15 w16se w16cid w16 w16cex w16sdtdh w16sdtfl w16du wp14">
   <w:footnote w:type="separator" w:id="-1">
     <w:p>
       <w:pPr>
@@ -1560,7 +2182,7 @@
 </file>
 
 <file path=word/header1.xml><?xml version="1.0" encoding="utf-8"?>
-<w:hdr xmlns:wpc="http://schemas.microsoft.com/office/word/2010/wordprocessingCanvas" xmlns:cx="http://schemas.microsoft.com/office/drawing/2014/chartex" xmlns:cx1="http://schemas.microsoft.com/office/drawing/2015/9/8/chartex" xmlns:cx2="http://schemas.microsoft.com/office/drawing/2015/10/21/chartex" xmlns:cx3="http://schemas.microsoft.com/office/drawing/2016/5/9/chartex" xmlns:cx4="http://schemas.microsoft.com/office/drawing/2016/5/10/chartex" xmlns:cx5="http://schemas.microsoft.com/office/drawing/2016/5/11/chartex" xmlns:cx6="http://schemas.microsoft.com/office/drawing/2016/5/12/chartex" xmlns:cx7="http://schemas.microsoft.com/office/drawing/2016/5/13/chartex" xmlns:cx8="http://schemas.microsoft.com/office/drawing/2016/5/14/chartex" xmlns:mc="http://schemas.openxmlformats.org/markup-compatibility/2006" xmlns:aink="http://schemas.microsoft.com/office/drawing/2016/ink" xmlns:am3d="http://schemas.microsoft.com/office/drawing/2017/model3d" xmlns:o="urn:schemas-microsoft-com:office:office" xmlns:r="http://schemas.openxmlformats.org/officeDocument/2006/relationships" xmlns:m="http://schemas.openxmlformats.org/officeDocument/2006/math" xmlns:v="urn:schemas-microsoft-com:vml" xmlns:wp14="http://schemas.microsoft.com/office/word/2010/wordprocessingDrawing" xmlns:wp="http://schemas.openxmlformats.org/drawingml/2006/wordprocessingDrawing" xmlns:w10="urn:schemas-microsoft-com:office:word" xmlns:w="http://schemas.openxmlformats.org/wordprocessingml/2006/main" xmlns:w14="http://schemas.microsoft.com/office/word/2010/wordml" xmlns:w15="http://schemas.microsoft.com/office/word/2012/wordml" xmlns:w16cex="http://schemas.microsoft.com/office/word/2018/wordml/cex" xmlns:w16cid="http://schemas.microsoft.com/office/word/2016/wordml/cid" xmlns:w16="http://schemas.microsoft.com/office/word/2018/wordml" xmlns:w16se="http://schemas.microsoft.com/office/word/2015/wordml/symex" xmlns:wpg="http://schemas.microsoft.com/office/word/2010/wordprocessingGroup" xmlns:wpi="http://schemas.microsoft.com/office/word/2010/wordprocessingInk" xmlns:wne="http://schemas.microsoft.com/office/word/2006/wordml" xmlns:wps="http://schemas.microsoft.com/office/word/2010/wordprocessingShape" mc:Ignorable="w14 w15 w16se w16cid w16 w16cex wp14">
+<w:hdr xmlns:wpc="http://schemas.microsoft.com/office/word/2010/wordprocessingCanvas" xmlns:cx="http://schemas.microsoft.com/office/drawing/2014/chartex" xmlns:cx1="http://schemas.microsoft.com/office/drawing/2015/9/8/chartex" xmlns:cx2="http://schemas.microsoft.com/office/drawing/2015/10/21/chartex" xmlns:cx3="http://schemas.microsoft.com/office/drawing/2016/5/9/chartex" xmlns:cx4="http://schemas.microsoft.com/office/drawing/2016/5/10/chartex" xmlns:cx5="http://schemas.microsoft.com/office/drawing/2016/5/11/chartex" xmlns:cx6="http://schemas.microsoft.com/office/drawing/2016/5/12/chartex" xmlns:cx7="http://schemas.microsoft.com/office/drawing/2016/5/13/chartex" xmlns:cx8="http://schemas.microsoft.com/office/drawing/2016/5/14/chartex" xmlns:mc="http://schemas.openxmlformats.org/markup-compatibility/2006" xmlns:aink="http://schemas.microsoft.com/office/drawing/2016/ink" xmlns:am3d="http://schemas.microsoft.com/office/drawing/2017/model3d" xmlns:o="urn:schemas-microsoft-com:office:office" xmlns:oel="http://schemas.microsoft.com/office/2019/extlst" xmlns:r="http://schemas.openxmlformats.org/officeDocument/2006/relationships" xmlns:m="http://schemas.openxmlformats.org/officeDocument/2006/math" xmlns:v="urn:schemas-microsoft-com:vml" xmlns:wp14="http://schemas.microsoft.com/office/word/2010/wordprocessingDrawing" xmlns:wp="http://schemas.openxmlformats.org/drawingml/2006/wordprocessingDrawing" xmlns:w10="urn:schemas-microsoft-com:office:word" xmlns:w="http://schemas.openxmlformats.org/wordprocessingml/2006/main" xmlns:w14="http://schemas.microsoft.com/office/word/2010/wordml" xmlns:w15="http://schemas.microsoft.com/office/word/2012/wordml" xmlns:w16cex="http://schemas.microsoft.com/office/word/2018/wordml/cex" xmlns:w16cid="http://schemas.microsoft.com/office/word/2016/wordml/cid" xmlns:w16="http://schemas.microsoft.com/office/word/2018/wordml" xmlns:w16du="http://schemas.microsoft.com/office/word/2023/wordml/word16du" xmlns:w16sdtdh="http://schemas.microsoft.com/office/word/2020/wordml/sdtdatahash" xmlns:w16sdtfl="http://schemas.microsoft.com/office/word/2024/wordml/sdtformatlock" xmlns:w16se="http://schemas.microsoft.com/office/word/2015/wordml/symex" xmlns:wpg="http://schemas.microsoft.com/office/word/2010/wordprocessingGroup" xmlns:wpi="http://schemas.microsoft.com/office/word/2010/wordprocessingInk" xmlns:wne="http://schemas.microsoft.com/office/word/2006/wordml" xmlns:wps="http://schemas.microsoft.com/office/word/2010/wordprocessingShape" mc:Ignorable="w14 w15 w16se w16cid w16 w16cex w16sdtdh w16sdtfl w16du wp14">
   <w:sdt>
     <w:sdtPr>
       <w:alias w:val="Title"/>
@@ -1572,15 +2194,27 @@
       <w:dataBinding w:prefixMappings="xmlns:ns0='http://purl.org/dc/elements/1.1/' xmlns:ns1='http://schemas.openxmlformats.org/package/2006/metadata/core-properties' " w:xpath="/ns1:coreProperties[1]/ns0:title[1]" w:storeItemID="{6C3C8BC8-F283-45AE-878A-BAB7291924A1}"/>
       <w:text/>
     </w:sdtPr>
-    <w:sdtEndPr/>
     <w:sdtContent>
       <w:p>
         <w:pPr>
           <w:pStyle w:val="PageHead"/>
         </w:pPr>
         <w:r>
-          <w:t>Lab - Encrypting and Decrypting Data Using OpenSSL</w:t>
+          <w:t xml:space="preserve">Lab - Encrypting and Decrypting Data Using OpenSSL                 </w:t>
         </w:r>
+        <w:proofErr w:type="gramStart"/>
+        <w:r>
+          <w:t xml:space="preserve">   (</w:t>
+        </w:r>
+        <w:proofErr w:type="gramEnd"/>
+        <w:r>
+          <w:t xml:space="preserve"> THY </w:t>
+        </w:r>
+        <w:proofErr w:type="gramStart"/>
+        <w:r>
+          <w:t>DAYUTH )</w:t>
+        </w:r>
+        <w:proofErr w:type="gramEnd"/>
       </w:p>
     </w:sdtContent>
   </w:sdt>
@@ -1588,7 +2222,7 @@
 </file>
 
 <file path=word/header2.xml><?xml version="1.0" encoding="utf-8"?>
-<w:hdr xmlns:wpc="http://schemas.microsoft.com/office/word/2010/wordprocessingCanvas" xmlns:cx="http://schemas.microsoft.com/office/drawing/2014/chartex" xmlns:cx1="http://schemas.microsoft.com/office/drawing/2015/9/8/chartex" xmlns:cx2="http://schemas.microsoft.com/office/drawing/2015/10/21/chartex" xmlns:cx3="http://schemas.microsoft.com/office/drawing/2016/5/9/chartex" xmlns:cx4="http://schemas.microsoft.com/office/drawing/2016/5/10/chartex" xmlns:cx5="http://schemas.microsoft.com/office/drawing/2016/5/11/chartex" xmlns:cx6="http://schemas.microsoft.com/office/drawing/2016/5/12/chartex" xmlns:cx7="http://schemas.microsoft.com/office/drawing/2016/5/13/chartex" xmlns:cx8="http://schemas.microsoft.com/office/drawing/2016/5/14/chartex" xmlns:mc="http://schemas.openxmlformats.org/markup-compatibility/2006" xmlns:aink="http://schemas.microsoft.com/office/drawing/2016/ink" xmlns:am3d="http://schemas.microsoft.com/office/drawing/2017/model3d" xmlns:o="urn:schemas-microsoft-com:office:office" xmlns:r="http://schemas.openxmlformats.org/officeDocument/2006/relationships" xmlns:m="http://schemas.openxmlformats.org/officeDocument/2006/math" xmlns:v="urn:schemas-microsoft-com:vml" xmlns:wp14="http://schemas.microsoft.com/office/word/2010/wordprocessingDrawing" xmlns:wp="http://schemas.openxmlformats.org/drawingml/2006/wordprocessingDrawing" xmlns:w10="urn:schemas-microsoft-com:office:word" xmlns:w="http://schemas.openxmlformats.org/wordprocessingml/2006/main" xmlns:w14="http://schemas.microsoft.com/office/word/2010/wordml" xmlns:w15="http://schemas.microsoft.com/office/word/2012/wordml" xmlns:w16cex="http://schemas.microsoft.com/office/word/2018/wordml/cex" xmlns:w16cid="http://schemas.microsoft.com/office/word/2016/wordml/cid" xmlns:w16="http://schemas.microsoft.com/office/word/2018/wordml" xmlns:w16se="http://schemas.microsoft.com/office/word/2015/wordml/symex" xmlns:wpg="http://schemas.microsoft.com/office/word/2010/wordprocessingGroup" xmlns:wpi="http://schemas.microsoft.com/office/word/2010/wordprocessingInk" xmlns:wne="http://schemas.microsoft.com/office/word/2006/wordml" xmlns:wps="http://schemas.microsoft.com/office/word/2010/wordprocessingShape" mc:Ignorable="w14 w15 w16se w16cid w16 w16cex wp14">
+<w:hdr xmlns:wpc="http://schemas.microsoft.com/office/word/2010/wordprocessingCanvas" xmlns:cx="http://schemas.microsoft.com/office/drawing/2014/chartex" xmlns:cx1="http://schemas.microsoft.com/office/drawing/2015/9/8/chartex" xmlns:cx2="http://schemas.microsoft.com/office/drawing/2015/10/21/chartex" xmlns:cx3="http://schemas.microsoft.com/office/drawing/2016/5/9/chartex" xmlns:cx4="http://schemas.microsoft.com/office/drawing/2016/5/10/chartex" xmlns:cx5="http://schemas.microsoft.com/office/drawing/2016/5/11/chartex" xmlns:cx6="http://schemas.microsoft.com/office/drawing/2016/5/12/chartex" xmlns:cx7="http://schemas.microsoft.com/office/drawing/2016/5/13/chartex" xmlns:cx8="http://schemas.microsoft.com/office/drawing/2016/5/14/chartex" xmlns:mc="http://schemas.openxmlformats.org/markup-compatibility/2006" xmlns:aink="http://schemas.microsoft.com/office/drawing/2016/ink" xmlns:am3d="http://schemas.microsoft.com/office/drawing/2017/model3d" xmlns:o="urn:schemas-microsoft-com:office:office" xmlns:oel="http://schemas.microsoft.com/office/2019/extlst" xmlns:r="http://schemas.openxmlformats.org/officeDocument/2006/relationships" xmlns:m="http://schemas.openxmlformats.org/officeDocument/2006/math" xmlns:v="urn:schemas-microsoft-com:vml" xmlns:wp14="http://schemas.microsoft.com/office/word/2010/wordprocessingDrawing" xmlns:wp="http://schemas.openxmlformats.org/drawingml/2006/wordprocessingDrawing" xmlns:w10="urn:schemas-microsoft-com:office:word" xmlns:w="http://schemas.openxmlformats.org/wordprocessingml/2006/main" xmlns:w14="http://schemas.microsoft.com/office/word/2010/wordml" xmlns:w15="http://schemas.microsoft.com/office/word/2012/wordml" xmlns:w16cex="http://schemas.microsoft.com/office/word/2018/wordml/cex" xmlns:w16cid="http://schemas.microsoft.com/office/word/2016/wordml/cid" xmlns:w16="http://schemas.microsoft.com/office/word/2018/wordml" xmlns:w16du="http://schemas.microsoft.com/office/word/2023/wordml/word16du" xmlns:w16sdtdh="http://schemas.microsoft.com/office/word/2020/wordml/sdtdatahash" xmlns:w16sdtfl="http://schemas.microsoft.com/office/word/2024/wordml/sdtformatlock" xmlns:w16se="http://schemas.microsoft.com/office/word/2015/wordml/symex" xmlns:wpg="http://schemas.microsoft.com/office/word/2010/wordprocessingGroup" xmlns:wpi="http://schemas.microsoft.com/office/word/2010/wordprocessingInk" xmlns:wne="http://schemas.microsoft.com/office/word/2006/wordml" xmlns:wps="http://schemas.microsoft.com/office/word/2010/wordprocessingShape" mc:Ignorable="w14 w15 w16se w16cid w16 w16cex w16sdtdh w16sdtfl w16du wp14">
   <w:p>
     <w:pPr>
       <w:ind w:left="-288"/>
@@ -1651,7 +2285,7 @@
 </file>
 
 <file path=word/numbering.xml><?xml version="1.0" encoding="utf-8"?>
-<w:numbering xmlns:wpc="http://schemas.microsoft.com/office/word/2010/wordprocessingCanvas" xmlns:cx="http://schemas.microsoft.com/office/drawing/2014/chartex" xmlns:cx1="http://schemas.microsoft.com/office/drawing/2015/9/8/chartex" xmlns:cx2="http://schemas.microsoft.com/office/drawing/2015/10/21/chartex" xmlns:cx3="http://schemas.microsoft.com/office/drawing/2016/5/9/chartex" xmlns:cx4="http://schemas.microsoft.com/office/drawing/2016/5/10/chartex" xmlns:cx5="http://schemas.microsoft.com/office/drawing/2016/5/11/chartex" xmlns:cx6="http://schemas.microsoft.com/office/drawing/2016/5/12/chartex" xmlns:cx7="http://schemas.microsoft.com/office/drawing/2016/5/13/chartex" xmlns:cx8="http://schemas.microsoft.com/office/drawing/2016/5/14/chartex" xmlns:mc="http://schemas.openxmlformats.org/markup-compatibility/2006" xmlns:aink="http://schemas.microsoft.com/office/drawing/2016/ink" xmlns:am3d="http://schemas.microsoft.com/office/drawing/2017/model3d" xmlns:o="urn:schemas-microsoft-com:office:office" xmlns:r="http://schemas.openxmlformats.org/officeDocument/2006/relationships" xmlns:m="http://schemas.openxmlformats.org/officeDocument/2006/math" xmlns:v="urn:schemas-microsoft-com:vml" xmlns:wp14="http://schemas.microsoft.com/office/word/2010/wordprocessingDrawing" xmlns:wp="http://schemas.openxmlformats.org/drawingml/2006/wordprocessingDrawing" xmlns:w10="urn:schemas-microsoft-com:office:word" xmlns:w="http://schemas.openxmlformats.org/wordprocessingml/2006/main" xmlns:w14="http://schemas.microsoft.com/office/word/2010/wordml" xmlns:w15="http://schemas.microsoft.com/office/word/2012/wordml" xmlns:w16cex="http://schemas.microsoft.com/office/word/2018/wordml/cex" xmlns:w16cid="http://schemas.microsoft.com/office/word/2016/wordml/cid" xmlns:w16="http://schemas.microsoft.com/office/word/2018/wordml" xmlns:w16se="http://schemas.microsoft.com/office/word/2015/wordml/symex" xmlns:wpg="http://schemas.microsoft.com/office/word/2010/wordprocessingGroup" xmlns:wpi="http://schemas.microsoft.com/office/word/2010/wordprocessingInk" xmlns:wne="http://schemas.microsoft.com/office/word/2006/wordml" xmlns:wps="http://schemas.microsoft.com/office/word/2010/wordprocessingShape" mc:Ignorable="w14 w15 w16se w16cid w16 w16cex wp14">
+<w:numbering xmlns:wpc="http://schemas.microsoft.com/office/word/2010/wordprocessingCanvas" xmlns:cx="http://schemas.microsoft.com/office/drawing/2014/chartex" xmlns:cx1="http://schemas.microsoft.com/office/drawing/2015/9/8/chartex" xmlns:cx2="http://schemas.microsoft.com/office/drawing/2015/10/21/chartex" xmlns:cx3="http://schemas.microsoft.com/office/drawing/2016/5/9/chartex" xmlns:cx4="http://schemas.microsoft.com/office/drawing/2016/5/10/chartex" xmlns:cx5="http://schemas.microsoft.com/office/drawing/2016/5/11/chartex" xmlns:cx6="http://schemas.microsoft.com/office/drawing/2016/5/12/chartex" xmlns:cx7="http://schemas.microsoft.com/office/drawing/2016/5/13/chartex" xmlns:cx8="http://schemas.microsoft.com/office/drawing/2016/5/14/chartex" xmlns:mc="http://schemas.openxmlformats.org/markup-compatibility/2006" xmlns:aink="http://schemas.microsoft.com/office/drawing/2016/ink" xmlns:am3d="http://schemas.microsoft.com/office/drawing/2017/model3d" xmlns:o="urn:schemas-microsoft-com:office:office" xmlns:oel="http://schemas.microsoft.com/office/2019/extlst" xmlns:r="http://schemas.openxmlformats.org/officeDocument/2006/relationships" xmlns:m="http://schemas.openxmlformats.org/officeDocument/2006/math" xmlns:v="urn:schemas-microsoft-com:vml" xmlns:wp14="http://schemas.microsoft.com/office/word/2010/wordprocessingDrawing" xmlns:wp="http://schemas.openxmlformats.org/drawingml/2006/wordprocessingDrawing" xmlns:w10="urn:schemas-microsoft-com:office:word" xmlns:w="http://schemas.openxmlformats.org/wordprocessingml/2006/main" xmlns:w14="http://schemas.microsoft.com/office/word/2010/wordml" xmlns:w15="http://schemas.microsoft.com/office/word/2012/wordml" xmlns:w16cex="http://schemas.microsoft.com/office/word/2018/wordml/cex" xmlns:w16cid="http://schemas.microsoft.com/office/word/2016/wordml/cid" xmlns:w16="http://schemas.microsoft.com/office/word/2018/wordml" xmlns:w16du="http://schemas.microsoft.com/office/word/2023/wordml/word16du" xmlns:w16sdtdh="http://schemas.microsoft.com/office/word/2020/wordml/sdtdatahash" xmlns:w16sdtfl="http://schemas.microsoft.com/office/word/2024/wordml/sdtformatlock" xmlns:w16se="http://schemas.microsoft.com/office/word/2015/wordml/symex" xmlns:wpg="http://schemas.microsoft.com/office/word/2010/wordprocessingGroup" xmlns:wpi="http://schemas.microsoft.com/office/word/2010/wordprocessingInk" xmlns:wne="http://schemas.microsoft.com/office/word/2006/wordml" xmlns:wps="http://schemas.microsoft.com/office/word/2010/wordprocessingShape" mc:Ignorable="w14 w15 w16se w16cid w16 w16cex w16sdtdh w16sdtfl w16du wp14">
   <w:abstractNum w:abstractNumId="0" w15:restartNumberingAfterBreak="0">
     <w:nsid w:val="04B70C52"/>
     <w:multiLevelType w:val="hybridMultilevel"/>
@@ -2998,10 +3632,10 @@
       </w:rPr>
     </w:lvl>
   </w:abstractNum>
-  <w:num w:numId="1">
+  <w:num w:numId="1" w16cid:durableId="170998218">
     <w:abstractNumId w:val="9"/>
   </w:num>
-  <w:num w:numId="2">
+  <w:num w:numId="2" w16cid:durableId="1157459286">
     <w:abstractNumId w:val="6"/>
     <w:lvlOverride w:ilvl="0">
       <w:lvl w:ilvl="0">
@@ -3145,10 +3779,10 @@
       </w:lvl>
     </w:lvlOverride>
   </w:num>
-  <w:num w:numId="3">
+  <w:num w:numId="3" w16cid:durableId="1270506655">
     <w:abstractNumId w:val="4"/>
   </w:num>
-  <w:num w:numId="4">
+  <w:num w:numId="4" w16cid:durableId="834566219">
     <w:abstractNumId w:val="6"/>
     <w:lvlOverride w:ilvl="0">
       <w:startOverride w:val="1"/>
@@ -3301,16 +3935,16 @@
       </w:lvl>
     </w:lvlOverride>
   </w:num>
-  <w:num w:numId="5">
+  <w:num w:numId="5" w16cid:durableId="1177769811">
     <w:abstractNumId w:val="6"/>
   </w:num>
-  <w:num w:numId="6">
+  <w:num w:numId="6" w16cid:durableId="170687744">
     <w:abstractNumId w:val="0"/>
   </w:num>
-  <w:num w:numId="7">
+  <w:num w:numId="7" w16cid:durableId="1824157109">
     <w:abstractNumId w:val="1"/>
   </w:num>
-  <w:num w:numId="8">
+  <w:num w:numId="8" w16cid:durableId="868420797">
     <w:abstractNumId w:val="7"/>
     <w:lvlOverride w:ilvl="0">
       <w:lvl w:ilvl="0">
@@ -3330,10 +3964,10 @@
       </w:lvl>
     </w:lvlOverride>
   </w:num>
-  <w:num w:numId="9">
+  <w:num w:numId="9" w16cid:durableId="858156364">
     <w:abstractNumId w:val="6"/>
   </w:num>
-  <w:num w:numId="10">
+  <w:num w:numId="10" w16cid:durableId="33235052">
     <w:abstractNumId w:val="5"/>
     <w:lvlOverride w:ilvl="0">
       <w:lvl w:ilvl="0">
@@ -3471,13 +4105,13 @@
       </w:lvl>
     </w:lvlOverride>
   </w:num>
-  <w:num w:numId="11">
+  <w:num w:numId="11" w16cid:durableId="2041317864">
     <w:abstractNumId w:val="5"/>
   </w:num>
-  <w:num w:numId="12">
+  <w:num w:numId="12" w16cid:durableId="1159267820">
     <w:abstractNumId w:val="2"/>
   </w:num>
-  <w:num w:numId="13">
+  <w:num w:numId="13" w16cid:durableId="1470395422">
     <w:abstractNumId w:val="5"/>
     <w:lvlOverride w:ilvl="0">
       <w:startOverride w:val="1"/>
@@ -3624,7 +4258,7 @@
       </w:lvl>
     </w:lvlOverride>
   </w:num>
-  <w:num w:numId="14">
+  <w:num w:numId="14" w16cid:durableId="1534539768">
     <w:abstractNumId w:val="9"/>
     <w:lvlOverride w:ilvl="0">
       <w:lvl w:ilvl="0">
@@ -3644,7 +4278,7 @@
       </w:lvl>
     </w:lvlOverride>
   </w:num>
-  <w:num w:numId="15">
+  <w:num w:numId="15" w16cid:durableId="1432360112">
     <w:abstractNumId w:val="3"/>
     <w:lvlOverride w:ilvl="0">
       <w:lvl w:ilvl="0">
@@ -3783,7 +4417,7 @@
       </w:lvl>
     </w:lvlOverride>
   </w:num>
-  <w:num w:numId="16">
+  <w:num w:numId="16" w16cid:durableId="531696951">
     <w:abstractNumId w:val="3"/>
     <w:lvlOverride w:ilvl="0">
       <w:startOverride w:val="1"/>
@@ -3931,13 +4565,13 @@
       </w:lvl>
     </w:lvlOverride>
   </w:num>
-  <w:num w:numId="17">
+  <w:num w:numId="17" w16cid:durableId="1215388606">
     <w:abstractNumId w:val="3"/>
   </w:num>
-  <w:num w:numId="18">
+  <w:num w:numId="18" w16cid:durableId="371736290">
     <w:abstractNumId w:val="10"/>
   </w:num>
-  <w:num w:numId="19">
+  <w:num w:numId="19" w16cid:durableId="1091387376">
     <w:abstractNumId w:val="10"/>
     <w:lvlOverride w:ilvl="0">
       <w:startOverride w:val="1"/>
@@ -3967,7 +4601,7 @@
       <w:startOverride w:val="1"/>
     </w:lvlOverride>
   </w:num>
-  <w:num w:numId="20">
+  <w:num w:numId="20" w16cid:durableId="582371361">
     <w:abstractNumId w:val="8"/>
   </w:num>
   <w:numIdMacAtCleanup w:val="4"/>
@@ -3975,7 +4609,7 @@
 </file>
 
 <file path=word/styles.xml><?xml version="1.0" encoding="utf-8"?>
-<w:styles xmlns:mc="http://schemas.openxmlformats.org/markup-compatibility/2006" xmlns:r="http://schemas.openxmlformats.org/officeDocument/2006/relationships" xmlns:w="http://schemas.openxmlformats.org/wordprocessingml/2006/main" xmlns:w14="http://schemas.microsoft.com/office/word/2010/wordml" xmlns:w15="http://schemas.microsoft.com/office/word/2012/wordml" xmlns:w16cex="http://schemas.microsoft.com/office/word/2018/wordml/cex" xmlns:w16cid="http://schemas.microsoft.com/office/word/2016/wordml/cid" xmlns:w16="http://schemas.microsoft.com/office/word/2018/wordml" xmlns:w16se="http://schemas.microsoft.com/office/word/2015/wordml/symex" mc:Ignorable="w14 w15 w16se w16cid w16 w16cex">
+<w:styles xmlns:mc="http://schemas.openxmlformats.org/markup-compatibility/2006" xmlns:r="http://schemas.openxmlformats.org/officeDocument/2006/relationships" xmlns:w="http://schemas.openxmlformats.org/wordprocessingml/2006/main" xmlns:w14="http://schemas.microsoft.com/office/word/2010/wordml" xmlns:w15="http://schemas.microsoft.com/office/word/2012/wordml" xmlns:w16cex="http://schemas.microsoft.com/office/word/2018/wordml/cex" xmlns:w16cid="http://schemas.microsoft.com/office/word/2016/wordml/cid" xmlns:w16="http://schemas.microsoft.com/office/word/2018/wordml" xmlns:w16du="http://schemas.microsoft.com/office/word/2023/wordml/word16du" xmlns:w16sdtdh="http://schemas.microsoft.com/office/word/2020/wordml/sdtdatahash" xmlns:w16sdtfl="http://schemas.microsoft.com/office/word/2024/wordml/sdtformatlock" xmlns:w16se="http://schemas.microsoft.com/office/word/2015/wordml/symex" mc:Ignorable="w14 w15 w16se w16cid w16 w16cex w16sdtdh w16sdtfl w16du">
   <w:docDefaults>
     <w:rPrDefault>
       <w:rPr>
@@ -4576,7 +5210,6 @@
   <w:style w:type="character" w:default="1" w:styleId="DefaultParagraphFont">
     <w:name w:val="Default Paragraph Font"/>
     <w:uiPriority w:val="1"/>
-    <w:semiHidden/>
     <w:unhideWhenUsed/>
   </w:style>
   <w:style w:type="table" w:default="1" w:styleId="TableNormal">
@@ -6313,7 +6946,7 @@
 </file>
 
 <file path=word/glossary/document.xml><?xml version="1.0" encoding="utf-8"?>
-<w:glossaryDocument xmlns:wpc="http://schemas.microsoft.com/office/word/2010/wordprocessingCanvas" xmlns:cx="http://schemas.microsoft.com/office/drawing/2014/chartex" xmlns:cx1="http://schemas.microsoft.com/office/drawing/2015/9/8/chartex" xmlns:cx2="http://schemas.microsoft.com/office/drawing/2015/10/21/chartex" xmlns:cx3="http://schemas.microsoft.com/office/drawing/2016/5/9/chartex" xmlns:cx4="http://schemas.microsoft.com/office/drawing/2016/5/10/chartex" xmlns:cx5="http://schemas.microsoft.com/office/drawing/2016/5/11/chartex" xmlns:cx6="http://schemas.microsoft.com/office/drawing/2016/5/12/chartex" xmlns:cx7="http://schemas.microsoft.com/office/drawing/2016/5/13/chartex" xmlns:cx8="http://schemas.microsoft.com/office/drawing/2016/5/14/chartex" xmlns:mc="http://schemas.openxmlformats.org/markup-compatibility/2006" xmlns:aink="http://schemas.microsoft.com/office/drawing/2016/ink" xmlns:am3d="http://schemas.microsoft.com/office/drawing/2017/model3d" xmlns:o="urn:schemas-microsoft-com:office:office" xmlns:r="http://schemas.openxmlformats.org/officeDocument/2006/relationships" xmlns:m="http://schemas.openxmlformats.org/officeDocument/2006/math" xmlns:v="urn:schemas-microsoft-com:vml" xmlns:wp14="http://schemas.microsoft.com/office/word/2010/wordprocessingDrawing" xmlns:wp="http://schemas.openxmlformats.org/drawingml/2006/wordprocessingDrawing" xmlns:w10="urn:schemas-microsoft-com:office:word" xmlns:w="http://schemas.openxmlformats.org/wordprocessingml/2006/main" xmlns:w14="http://schemas.microsoft.com/office/word/2010/wordml" xmlns:w15="http://schemas.microsoft.com/office/word/2012/wordml" xmlns:w16cex="http://schemas.microsoft.com/office/word/2018/wordml/cex" xmlns:w16cid="http://schemas.microsoft.com/office/word/2016/wordml/cid" xmlns:w16="http://schemas.microsoft.com/office/word/2018/wordml" xmlns:w16se="http://schemas.microsoft.com/office/word/2015/wordml/symex" xmlns:wpg="http://schemas.microsoft.com/office/word/2010/wordprocessingGroup" xmlns:wpi="http://schemas.microsoft.com/office/word/2010/wordprocessingInk" xmlns:wne="http://schemas.microsoft.com/office/word/2006/wordml" xmlns:wps="http://schemas.microsoft.com/office/word/2010/wordprocessingShape" mc:Ignorable="w14 w15 w16se w16cid w16 w16cex wp14">
+<w:glossaryDocument xmlns:wpc="http://schemas.microsoft.com/office/word/2010/wordprocessingCanvas" xmlns:cx="http://schemas.microsoft.com/office/drawing/2014/chartex" xmlns:cx1="http://schemas.microsoft.com/office/drawing/2015/9/8/chartex" xmlns:cx2="http://schemas.microsoft.com/office/drawing/2015/10/21/chartex" xmlns:cx3="http://schemas.microsoft.com/office/drawing/2016/5/9/chartex" xmlns:cx4="http://schemas.microsoft.com/office/drawing/2016/5/10/chartex" xmlns:cx5="http://schemas.microsoft.com/office/drawing/2016/5/11/chartex" xmlns:cx6="http://schemas.microsoft.com/office/drawing/2016/5/12/chartex" xmlns:cx7="http://schemas.microsoft.com/office/drawing/2016/5/13/chartex" xmlns:cx8="http://schemas.microsoft.com/office/drawing/2016/5/14/chartex" xmlns:mc="http://schemas.openxmlformats.org/markup-compatibility/2006" xmlns:aink="http://schemas.microsoft.com/office/drawing/2016/ink" xmlns:am3d="http://schemas.microsoft.com/office/drawing/2017/model3d" xmlns:o="urn:schemas-microsoft-com:office:office" xmlns:oel="http://schemas.microsoft.com/office/2019/extlst" xmlns:r="http://schemas.openxmlformats.org/officeDocument/2006/relationships" xmlns:m="http://schemas.openxmlformats.org/officeDocument/2006/math" xmlns:v="urn:schemas-microsoft-com:vml" xmlns:wp14="http://schemas.microsoft.com/office/word/2010/wordprocessingDrawing" xmlns:wp="http://schemas.openxmlformats.org/drawingml/2006/wordprocessingDrawing" xmlns:w10="urn:schemas-microsoft-com:office:word" xmlns:w="http://schemas.openxmlformats.org/wordprocessingml/2006/main" xmlns:w14="http://schemas.microsoft.com/office/word/2010/wordml" xmlns:w15="http://schemas.microsoft.com/office/word/2012/wordml" xmlns:w16cex="http://schemas.microsoft.com/office/word/2018/wordml/cex" xmlns:w16cid="http://schemas.microsoft.com/office/word/2016/wordml/cid" xmlns:w16="http://schemas.microsoft.com/office/word/2018/wordml" xmlns:w16du="http://schemas.microsoft.com/office/word/2023/wordml/word16du" xmlns:w16sdtdh="http://schemas.microsoft.com/office/word/2020/wordml/sdtdatahash" xmlns:w16sdtfl="http://schemas.microsoft.com/office/word/2024/wordml/sdtformatlock" xmlns:w16se="http://schemas.microsoft.com/office/word/2015/wordml/symex" xmlns:wpg="http://schemas.microsoft.com/office/word/2010/wordprocessingGroup" xmlns:wpi="http://schemas.microsoft.com/office/word/2010/wordprocessingInk" xmlns:wne="http://schemas.microsoft.com/office/word/2006/wordml" xmlns:wps="http://schemas.microsoft.com/office/word/2010/wordprocessingShape" mc:Ignorable="w14 w15 w16se w16cid w16 w16cex w16sdtdh w16sdtfl w16du wp14">
   <w:docParts>
     <w:docPart>
       <w:docPartPr>
@@ -6349,7 +6982,7 @@
 </file>
 
 <file path=word/glossary/fontTable.xml><?xml version="1.0" encoding="utf-8"?>
-<w:fonts xmlns:mc="http://schemas.openxmlformats.org/markup-compatibility/2006" xmlns:r="http://schemas.openxmlformats.org/officeDocument/2006/relationships" xmlns:w="http://schemas.openxmlformats.org/wordprocessingml/2006/main" xmlns:w14="http://schemas.microsoft.com/office/word/2010/wordml" xmlns:w15="http://schemas.microsoft.com/office/word/2012/wordml" xmlns:w16cex="http://schemas.microsoft.com/office/word/2018/wordml/cex" xmlns:w16cid="http://schemas.microsoft.com/office/word/2016/wordml/cid" xmlns:w16="http://schemas.microsoft.com/office/word/2018/wordml" xmlns:w16se="http://schemas.microsoft.com/office/word/2015/wordml/symex" mc:Ignorable="w14 w15 w16se w16cid w16 w16cex">
+<w:fonts xmlns:mc="http://schemas.openxmlformats.org/markup-compatibility/2006" xmlns:r="http://schemas.openxmlformats.org/officeDocument/2006/relationships" xmlns:w="http://schemas.openxmlformats.org/wordprocessingml/2006/main" xmlns:w14="http://schemas.microsoft.com/office/word/2010/wordml" xmlns:w15="http://schemas.microsoft.com/office/word/2012/wordml" xmlns:w16cex="http://schemas.microsoft.com/office/word/2018/wordml/cex" xmlns:w16cid="http://schemas.microsoft.com/office/word/2016/wordml/cid" xmlns:w16="http://schemas.microsoft.com/office/word/2018/wordml" xmlns:w16du="http://schemas.microsoft.com/office/word/2023/wordml/word16du" xmlns:w16sdtdh="http://schemas.microsoft.com/office/word/2020/wordml/sdtdatahash" xmlns:w16sdtfl="http://schemas.microsoft.com/office/word/2024/wordml/sdtformatlock" xmlns:w16se="http://schemas.microsoft.com/office/word/2015/wordml/symex" mc:Ignorable="w14 w15 w16se w16cid w16 w16cex w16sdtdh w16sdtfl w16du">
   <w:font w:name="Arial">
     <w:panose1 w:val="020B0604020202020204"/>
     <w:charset w:val="00"/>
@@ -6390,7 +7023,7 @@
     <w:charset w:val="00"/>
     <w:family w:val="swiss"/>
     <w:pitch w:val="variable"/>
-    <w:sig w:usb0="E4002EFF" w:usb1="C000247B" w:usb2="00000009" w:usb3="00000000" w:csb0="000001FF" w:csb1="00000000"/>
+    <w:sig w:usb0="E4002EFF" w:usb1="C200247B" w:usb2="00000009" w:usb3="00000000" w:csb0="000001FF" w:csb1="00000000"/>
   </w:font>
   <w:font w:name="Webdings">
     <w:panose1 w:val="05030102010509060703"/>
@@ -6412,7 +7045,14 @@
     <w:charset w:val="86"/>
     <w:family w:val="auto"/>
     <w:pitch w:val="variable"/>
-    <w:sig w:usb0="00000003" w:usb1="288F0000" w:usb2="00000016" w:usb3="00000000" w:csb0="00040001" w:csb1="00000000"/>
+    <w:sig w:usb0="00000203" w:usb1="288F0000" w:usb2="00000016" w:usb3="00000000" w:csb0="00040001" w:csb1="00000000"/>
+  </w:font>
+  <w:font w:name="Angsana New">
+    <w:panose1 w:val="02020603050405020304"/>
+    <w:charset w:val="DE"/>
+    <w:family w:val="roman"/>
+    <w:pitch w:val="variable"/>
+    <w:sig w:usb0="81000003" w:usb1="00000000" w:usb2="00000000" w:usb3="00000000" w:csb0="00010001" w:csb1="00000000"/>
   </w:font>
   <w:font w:name="Cambria">
     <w:panose1 w:val="02040503050406030204"/>
@@ -6420,6 +7060,19 @@
     <w:family w:val="roman"/>
     <w:pitch w:val="variable"/>
     <w:sig w:usb0="E00006FF" w:usb1="420024FF" w:usb2="02000000" w:usb3="00000000" w:csb0="0000019F" w:csb1="00000000"/>
+  </w:font>
+  <w:font w:name="Cordia New">
+    <w:panose1 w:val="020B0304020202020204"/>
+    <w:charset w:val="DE"/>
+    <w:family w:val="swiss"/>
+    <w:pitch w:val="variable"/>
+    <w:sig w:usb0="81000003" w:usb1="00000000" w:usb2="00000000" w:usb3="00000000" w:csb0="00010001" w:csb1="00000000"/>
+  </w:font>
+  <w:font w:name="Aptos">
+    <w:charset w:val="00"/>
+    <w:family w:val="swiss"/>
+    <w:pitch w:val="variable"/>
+    <w:sig w:usb0="20000287" w:usb1="00000003" w:usb2="00000000" w:usb3="00000000" w:csb0="0000019F" w:csb1="00000000"/>
   </w:font>
   <w:font w:name="DengXian">
     <w:altName w:val="等线"/>
@@ -6431,24 +7084,22 @@
   </w:font>
   <w:font w:name="DengXian Light">
     <w:altName w:val="等线 Light"/>
-    <w:panose1 w:val="02010600030101010101"/>
     <w:charset w:val="86"/>
     <w:family w:val="auto"/>
     <w:pitch w:val="variable"/>
     <w:sig w:usb0="A00002BF" w:usb1="38CF7CFA" w:usb2="00000016" w:usb3="00000000" w:csb0="0004000F" w:csb1="00000000"/>
   </w:font>
-  <w:font w:name="Calibri Light">
-    <w:panose1 w:val="020F0302020204030204"/>
+  <w:font w:name="Aptos Display">
     <w:charset w:val="00"/>
     <w:family w:val="swiss"/>
     <w:pitch w:val="variable"/>
-    <w:sig w:usb0="E4002EFF" w:usb1="C000247B" w:usb2="00000009" w:usb3="00000000" w:csb0="000001FF" w:csb1="00000000"/>
+    <w:sig w:usb0="20000287" w:usb1="00000003" w:usb2="00000000" w:usb3="00000000" w:csb0="0000019F" w:csb1="00000000"/>
   </w:font>
 </w:fonts>
 </file>
 
 <file path=word/glossary/settings.xml><?xml version="1.0" encoding="utf-8"?>
-<w:settings xmlns:mc="http://schemas.openxmlformats.org/markup-compatibility/2006" xmlns:o="urn:schemas-microsoft-com:office:office" xmlns:r="http://schemas.openxmlformats.org/officeDocument/2006/relationships" xmlns:m="http://schemas.openxmlformats.org/officeDocument/2006/math" xmlns:v="urn:schemas-microsoft-com:vml" xmlns:w10="urn:schemas-microsoft-com:office:word" xmlns:w="http://schemas.openxmlformats.org/wordprocessingml/2006/main" xmlns:w14="http://schemas.microsoft.com/office/word/2010/wordml" xmlns:w15="http://schemas.microsoft.com/office/word/2012/wordml" xmlns:w16cex="http://schemas.microsoft.com/office/word/2018/wordml/cex" xmlns:w16cid="http://schemas.microsoft.com/office/word/2016/wordml/cid" xmlns:w16="http://schemas.microsoft.com/office/word/2018/wordml" xmlns:w16se="http://schemas.microsoft.com/office/word/2015/wordml/symex" xmlns:sl="http://schemas.openxmlformats.org/schemaLibrary/2006/main" mc:Ignorable="w14 w15 w16se w16cid w16 w16cex">
+<w:settings xmlns:mc="http://schemas.openxmlformats.org/markup-compatibility/2006" xmlns:o="urn:schemas-microsoft-com:office:office" xmlns:r="http://schemas.openxmlformats.org/officeDocument/2006/relationships" xmlns:m="http://schemas.openxmlformats.org/officeDocument/2006/math" xmlns:v="urn:schemas-microsoft-com:vml" xmlns:w10="urn:schemas-microsoft-com:office:word" xmlns:w="http://schemas.openxmlformats.org/wordprocessingml/2006/main" xmlns:w14="http://schemas.microsoft.com/office/word/2010/wordml" xmlns:w15="http://schemas.microsoft.com/office/word/2012/wordml" xmlns:w16cex="http://schemas.microsoft.com/office/word/2018/wordml/cex" xmlns:w16cid="http://schemas.microsoft.com/office/word/2016/wordml/cid" xmlns:w16="http://schemas.microsoft.com/office/word/2018/wordml" xmlns:w16du="http://schemas.microsoft.com/office/word/2023/wordml/word16du" xmlns:w16sdtdh="http://schemas.microsoft.com/office/word/2020/wordml/sdtdatahash" xmlns:w16sdtfl="http://schemas.microsoft.com/office/word/2024/wordml/sdtformatlock" xmlns:w16se="http://schemas.microsoft.com/office/word/2015/wordml/symex" xmlns:sl="http://schemas.openxmlformats.org/schemaLibrary/2006/main" mc:Ignorable="w14 w15 w16se w16cid w16 w16cex w16sdtdh w16sdtfl w16du">
   <w:view w:val="normal"/>
   <w:defaultTabStop w:val="720"/>
   <w:characterSpacingControl w:val="doNotCompress"/>
@@ -6466,7 +7117,9 @@
     <w:rsid w:val="00146666"/>
     <w:rsid w:val="003A1871"/>
     <w:rsid w:val="003D600D"/>
+    <w:rsid w:val="00513066"/>
     <w:rsid w:val="00985394"/>
+    <w:rsid w:val="009E32B7"/>
     <w:rsid w:val="00AE6ED6"/>
     <w:rsid w:val="00B66B41"/>
     <w:rsid w:val="00D64E0D"/>
@@ -6485,7 +7138,7 @@
     <m:intLim m:val="subSup"/>
     <m:naryLim m:val="undOvr"/>
   </m:mathPr>
-  <w:themeFontLang w:val="en-US" w:eastAsia="zh-CN"/>
+  <w:themeFontLang w:val="en-US" w:eastAsia="zh-CN" w:bidi="th-TH"/>
   <w:clrSchemeMapping w:bg1="light1" w:t1="dark1" w:bg2="light2" w:t2="dark2" w:accent1="accent1" w:accent2="accent2" w:accent3="accent3" w:accent4="accent4" w:accent5="accent5" w:accent6="accent6" w:hyperlink="hyperlink" w:followedHyperlink="followedHyperlink"/>
   <w:decimalSymbol w:val="."/>
   <w:listSeparator w:val=","/>
@@ -6494,7 +7147,7 @@
 </file>
 
 <file path=word/glossary/styles.xml><?xml version="1.0" encoding="utf-8"?>
-<w:styles xmlns:mc="http://schemas.openxmlformats.org/markup-compatibility/2006" xmlns:r="http://schemas.openxmlformats.org/officeDocument/2006/relationships" xmlns:w="http://schemas.openxmlformats.org/wordprocessingml/2006/main" xmlns:w14="http://schemas.microsoft.com/office/word/2010/wordml" xmlns:w15="http://schemas.microsoft.com/office/word/2012/wordml" xmlns:w16cex="http://schemas.microsoft.com/office/word/2018/wordml/cex" xmlns:w16cid="http://schemas.microsoft.com/office/word/2016/wordml/cid" xmlns:w16="http://schemas.microsoft.com/office/word/2018/wordml" xmlns:w16se="http://schemas.microsoft.com/office/word/2015/wordml/symex" mc:Ignorable="w14 w15 w16se w16cid w16 w16cex">
+<w:styles xmlns:mc="http://schemas.openxmlformats.org/markup-compatibility/2006" xmlns:r="http://schemas.openxmlformats.org/officeDocument/2006/relationships" xmlns:w="http://schemas.openxmlformats.org/wordprocessingml/2006/main" xmlns:w14="http://schemas.microsoft.com/office/word/2010/wordml" xmlns:w15="http://schemas.microsoft.com/office/word/2012/wordml" xmlns:w16cex="http://schemas.microsoft.com/office/word/2018/wordml/cex" xmlns:w16cid="http://schemas.microsoft.com/office/word/2016/wordml/cid" xmlns:w16="http://schemas.microsoft.com/office/word/2018/wordml" xmlns:w16du="http://schemas.microsoft.com/office/word/2023/wordml/word16du" xmlns:w16sdtdh="http://schemas.microsoft.com/office/word/2020/wordml/sdtdatahash" xmlns:w16sdtfl="http://schemas.microsoft.com/office/word/2024/wordml/sdtformatlock" xmlns:w16se="http://schemas.microsoft.com/office/word/2015/wordml/symex" mc:Ignorable="w14 w15 w16se w16cid w16 w16cex w16sdtdh w16sdtfl w16du">
   <w:docDefaults>
     <w:rPrDefault>
       <w:rPr>
@@ -6935,7 +7588,7 @@
 </file>
 
 <file path=word/glossary/webSettings.xml><?xml version="1.0" encoding="utf-8"?>
-<w:webSettings xmlns:mc="http://schemas.openxmlformats.org/markup-compatibility/2006" xmlns:r="http://schemas.openxmlformats.org/officeDocument/2006/relationships" xmlns:w="http://schemas.openxmlformats.org/wordprocessingml/2006/main" xmlns:w14="http://schemas.microsoft.com/office/word/2010/wordml" xmlns:w15="http://schemas.microsoft.com/office/word/2012/wordml" xmlns:w16cex="http://schemas.microsoft.com/office/word/2018/wordml/cex" xmlns:w16cid="http://schemas.microsoft.com/office/word/2016/wordml/cid" xmlns:w16="http://schemas.microsoft.com/office/word/2018/wordml" xmlns:w16se="http://schemas.microsoft.com/office/word/2015/wordml/symex" mc:Ignorable="w14 w15 w16se w16cid w16 w16cex">
+<w:webSettings xmlns:mc="http://schemas.openxmlformats.org/markup-compatibility/2006" xmlns:r="http://schemas.openxmlformats.org/officeDocument/2006/relationships" xmlns:w="http://schemas.openxmlformats.org/wordprocessingml/2006/main" xmlns:w14="http://schemas.microsoft.com/office/word/2010/wordml" xmlns:w15="http://schemas.microsoft.com/office/word/2012/wordml" xmlns:w16cex="http://schemas.microsoft.com/office/word/2018/wordml/cex" xmlns:w16cid="http://schemas.microsoft.com/office/word/2016/wordml/cid" xmlns:w16="http://schemas.microsoft.com/office/word/2018/wordml" xmlns:w16du="http://schemas.microsoft.com/office/word/2023/wordml/word16du" xmlns:w16sdtdh="http://schemas.microsoft.com/office/word/2020/wordml/sdtdatahash" xmlns:w16sdtfl="http://schemas.microsoft.com/office/word/2024/wordml/sdtformatlock" xmlns:w16se="http://schemas.microsoft.com/office/word/2015/wordml/symex" mc:Ignorable="w14 w15 w16se w16cid w16 w16cex w16sdtdh w16sdtfl w16du">
   <w:optimizeForBrowser/>
   <w:allowPNG/>
 </w:webSettings>
